--- a/out/04_Legal/SNX-LEG-REG-02 Legal Risk Register (Rev00 DRAFT).docx
+++ b/out/04_Legal/SNX-LEG-REG-02 Legal Risk Register (Rev00 DRAFT).docx
@@ -2991,7 +2991,7 @@
                 <w:sz w:val="24"/>
                 <w:szCs w:val="24"/>
               </w:rPr>
-              <w:t>Nama jabatan JA-08 dan JA-09 di SNX-HR-ORG-01. Di dokumen ini pemegangnya disebut Line Manager Legal dan Staff Legal (USULAN).</w:t>
+              <w:t>Pemilik dokumen ini. Nama jabatan JA-08 dan JA-09 di SNX-HR-ORG-01, tertulis Legal &amp; Compliance di sana.</w:t>
             </w:r>
           </w:p>
         </w:tc>
@@ -3024,7 +3024,7 @@
                 <w:sz w:val="24"/>
                 <w:szCs w:val="24"/>
               </w:rPr>
-              <w:t>Manajemen</w:t>
+              <w:t>Line Manager Legal</w:t>
             </w:r>
           </w:p>
         </w:tc>
@@ -3052,7 +3052,7 @@
                 <w:sz w:val="24"/>
                 <w:szCs w:val="24"/>
               </w:rPr>
-              <w:t>Direktur Utama dan Direktur (COO), yaitu unit Management di SNX-HR-ORG-01 (USULAN).</w:t>
+              <w:t>Nama peran di dokumen ini, dipetakan ke jabatan Legal &amp; Compliance (JA-08) di SNX-HR-ORG-01 (USULAN).</w:t>
             </w:r>
           </w:p>
         </w:tc>
@@ -3085,7 +3085,7 @@
                 <w:sz w:val="24"/>
                 <w:szCs w:val="24"/>
               </w:rPr>
-              <w:t>Mitigasi</w:t>
+              <w:t>Manajemen</w:t>
             </w:r>
           </w:p>
         </w:tc>
@@ -3113,7 +3113,7 @@
                 <w:sz w:val="24"/>
                 <w:szCs w:val="24"/>
               </w:rPr>
-              <w:t>Tindakan pengendalian untuk menurunkan Kemungkinan atau Dampak sebuah risiko.</w:t>
+              <w:t>Direktur Utama dan Direktur (COO), yaitu unit Management di SNX-HR-ORG-01 (USULAN).</w:t>
             </w:r>
           </w:p>
         </w:tc>
@@ -3146,7 +3146,7 @@
                 <w:sz w:val="24"/>
                 <w:szCs w:val="24"/>
               </w:rPr>
-              <w:t>Nilai Risiko</w:t>
+              <w:t>Mitigasi</w:t>
             </w:r>
           </w:p>
         </w:tc>
@@ -3174,7 +3174,7 @@
                 <w:sz w:val="24"/>
                 <w:szCs w:val="24"/>
               </w:rPr>
-              <w:t>Angka hasil penilaian satu risiko. Cara menghitungnya ada di Metode Penilaian.</w:t>
+              <w:t>Tindakan pengendalian untuk menurunkan Kemungkinan atau Dampak sebuah risiko.</w:t>
             </w:r>
           </w:p>
         </w:tc>
@@ -3207,7 +3207,7 @@
                 <w:sz w:val="24"/>
                 <w:szCs w:val="24"/>
               </w:rPr>
-              <w:t>Pemilik Risiko (Risk Owner)</w:t>
+              <w:t>Nilai Risiko</w:t>
             </w:r>
           </w:p>
         </w:tc>
@@ -3235,7 +3235,7 @@
                 <w:sz w:val="24"/>
                 <w:szCs w:val="24"/>
               </w:rPr>
-              <w:t>Jabatan yang bertanggung jawab atas kegiatan tempat risiko timbul.</w:t>
+              <w:t>Angka hasil penilaian satu risiko. Cara menghitungnya ada di Metode Penilaian.</w:t>
             </w:r>
           </w:p>
         </w:tc>
@@ -3268,6 +3268,67 @@
                 <w:sz w:val="24"/>
                 <w:szCs w:val="24"/>
               </w:rPr>
+              <w:t>Pemilik Risiko (Risk Owner)</w:t>
+            </w:r>
+          </w:p>
+        </w:tc>
+        <w:tc>
+          <w:tcPr>
+            <w:tcW w:w="6520" w:type="dxa"/>
+            <w:tcBorders>
+              <w:top w:val="single" w:sz="8" w:space="0" w:color="000000"/>
+              <w:left w:val="single" w:sz="8" w:space="0" w:color="000000"/>
+              <w:bottom w:val="single" w:sz="8" w:space="0" w:color="000000"/>
+              <w:right w:val="single" w:sz="8" w:space="0" w:color="000000"/>
+            </w:tcBorders>
+            <w:vAlign w:val="center"/>
+          </w:tcPr>
+          <w:p>
+            <w:pPr>
+              <w:rPr>
+                <w:sz w:val="24"/>
+                <w:szCs w:val="24"/>
+              </w:rPr>
+            </w:pPr>
+            <w:r>
+              <w:rPr>
+                <w:b w:val="0"/>
+                <w:sz w:val="24"/>
+                <w:szCs w:val="24"/>
+              </w:rPr>
+              <w:t>Jabatan yang bertanggung jawab atas kegiatan tempat risiko timbul.</w:t>
+            </w:r>
+          </w:p>
+        </w:tc>
+      </w:tr>
+      <w:tr>
+        <w:trPr>
+          <w:jc w:val="center"/>
+        </w:trPr>
+        <w:tc>
+          <w:tcPr>
+            <w:tcW w:w="2551" w:type="dxa"/>
+            <w:tcBorders>
+              <w:top w:val="single" w:sz="8" w:space="0" w:color="000000"/>
+              <w:left w:val="single" w:sz="8" w:space="0" w:color="000000"/>
+              <w:bottom w:val="single" w:sz="8" w:space="0" w:color="000000"/>
+              <w:right w:val="single" w:sz="8" w:space="0" w:color="000000"/>
+            </w:tcBorders>
+            <w:vAlign w:val="center"/>
+          </w:tcPr>
+          <w:p>
+            <w:pPr>
+              <w:rPr>
+                <w:sz w:val="24"/>
+                <w:szCs w:val="24"/>
+              </w:rPr>
+            </w:pPr>
+            <w:r>
+              <w:rPr>
+                <w:b w:val="0"/>
+                <w:sz w:val="24"/>
+                <w:szCs w:val="24"/>
+              </w:rPr>
               <w:t>Risiko hukum</w:t>
             </w:r>
           </w:p>
@@ -3297,6 +3358,67 @@
                 <w:szCs w:val="24"/>
               </w:rPr>
               <w:t>Kemungkinan sebuah peristiwa dalam kegiatan usaha SINUX menimbulkan akibat hukum bagi SINUX.</w:t>
+            </w:r>
+          </w:p>
+        </w:tc>
+      </w:tr>
+      <w:tr>
+        <w:trPr>
+          <w:jc w:val="center"/>
+        </w:trPr>
+        <w:tc>
+          <w:tcPr>
+            <w:tcW w:w="2551" w:type="dxa"/>
+            <w:tcBorders>
+              <w:top w:val="single" w:sz="8" w:space="0" w:color="000000"/>
+              <w:left w:val="single" w:sz="8" w:space="0" w:color="000000"/>
+              <w:bottom w:val="single" w:sz="8" w:space="0" w:color="000000"/>
+              <w:right w:val="single" w:sz="8" w:space="0" w:color="000000"/>
+            </w:tcBorders>
+            <w:vAlign w:val="center"/>
+          </w:tcPr>
+          <w:p>
+            <w:pPr>
+              <w:rPr>
+                <w:sz w:val="24"/>
+                <w:szCs w:val="24"/>
+              </w:rPr>
+            </w:pPr>
+            <w:r>
+              <w:rPr>
+                <w:b w:val="0"/>
+                <w:sz w:val="24"/>
+                <w:szCs w:val="24"/>
+              </w:rPr>
+              <w:t>Staff Legal</w:t>
+            </w:r>
+          </w:p>
+        </w:tc>
+        <w:tc>
+          <w:tcPr>
+            <w:tcW w:w="6520" w:type="dxa"/>
+            <w:tcBorders>
+              <w:top w:val="single" w:sz="8" w:space="0" w:color="000000"/>
+              <w:left w:val="single" w:sz="8" w:space="0" w:color="000000"/>
+              <w:bottom w:val="single" w:sz="8" w:space="0" w:color="000000"/>
+              <w:right w:val="single" w:sz="8" w:space="0" w:color="000000"/>
+            </w:tcBorders>
+            <w:vAlign w:val="center"/>
+          </w:tcPr>
+          <w:p>
+            <w:pPr>
+              <w:rPr>
+                <w:sz w:val="24"/>
+                <w:szCs w:val="24"/>
+              </w:rPr>
+            </w:pPr>
+            <w:r>
+              <w:rPr>
+                <w:b w:val="0"/>
+                <w:sz w:val="24"/>
+                <w:szCs w:val="24"/>
+              </w:rPr>
+              <w:t>Nama peran di dokumen ini, dipetakan ke jabatan Legal &amp; Compliance (JA-09) di SNX-HR-ORG-01 (USULAN).</w:t>
             </w:r>
           </w:p>
         </w:tc>
@@ -12846,7 +12968,7 @@
                 <w:sz w:val="24"/>
                 <w:szCs w:val="24"/>
               </w:rPr>
-              <w:t>Struktur Organisasi SINUX. Sumber nama jabatan Line Manager Legal, Staff Legal, dan unit Management.</w:t>
+              <w:t>Struktur Organisasi SINUX. Sumber jabatan Legal &amp; Compliance (JA-08 dan JA-09), unit Management, dan dasar pemetaan peran Line Manager Legal dan Staff Legal (USULAN).</w:t>
             </w:r>
           </w:p>
         </w:tc>
@@ -13677,7 +13799,7 @@
                 <w:sz w:val="24"/>
                 <w:szCs w:val="24"/>
               </w:rPr>
-              <w:t>Folder Google Drive departemen Legal (Ketentuan butir 20). Pemilik: Staff Legal. Klasifikasi RESTRICTED (Internal) menurut SNX-ISMS-PRO-01.</w:t>
+              <w:t>Folder Google Drive departemen Legal (Ketentuan butir 20). Pemilik: Line Manager Legal, mengikuti SNX-LEG-SOP-03. Klasifikasi RESTRICTED (Internal) menurut SNX-ISMS-PRO-01.</w:t>
             </w:r>
           </w:p>
         </w:tc>

--- a/out/04_Legal/SNX-LEG-REG-02 Legal Risk Register (Rev00 DRAFT).docx
+++ b/out/04_Legal/SNX-LEG-REG-02 Legal Risk Register (Rev00 DRAFT).docx
@@ -1801,7 +1801,7 @@
           </w:tcPr>
           <w:p>
             <w:r>
-              <w:t>Staff Legal</w:t>
+              <w:t>Alif Altamziz / Staff Legal</w:t>
             </w:r>
           </w:p>
         </w:tc>
@@ -1903,7 +1903,7 @@
           </w:tcPr>
           <w:p>
             <w:r>
-              <w:t>Line Manager Legal</w:t>
+              <w:t>Ester Febe Utomo / Line Manager Legal</w:t>
             </w:r>
           </w:p>
         </w:tc>
@@ -3052,7 +3052,7 @@
                 <w:sz w:val="24"/>
                 <w:szCs w:val="24"/>
               </w:rPr>
-              <w:t>Nama peran di dokumen ini, dipetakan ke jabatan Legal &amp; Compliance (JA-08) di SNX-HR-ORG-01 (USULAN).</w:t>
+              <w:t>Nama peran di dokumen ini, dipetakan ke jabatan Legal &amp; Compliance (JA-08) di SNX-HR-ORG-01.</w:t>
             </w:r>
           </w:p>
         </w:tc>
@@ -3418,7 +3418,7 @@
                 <w:sz w:val="24"/>
                 <w:szCs w:val="24"/>
               </w:rPr>
-              <w:t>Nama peran di dokumen ini, dipetakan ke jabatan Legal &amp; Compliance (JA-09) di SNX-HR-ORG-01 (USULAN).</w:t>
+              <w:t>Nama peran di dokumen ini, dipetakan ke jabatan Legal &amp; Compliance (JA-09) di SNX-HR-ORG-01.</w:t>
             </w:r>
           </w:p>
         </w:tc>
@@ -12968,7 +12968,7 @@
                 <w:sz w:val="24"/>
                 <w:szCs w:val="24"/>
               </w:rPr>
-              <w:t>Struktur Organisasi SINUX. Sumber jabatan Legal &amp; Compliance (JA-08 dan JA-09), unit Management, dan dasar pemetaan peran Line Manager Legal dan Staff Legal (USULAN).</w:t>
+              <w:t>Struktur Organisasi SINUX. Sumber jabatan Legal &amp; Compliance (JA-08 dan JA-09), unit Management, dan dasar pemetaan peran Line Manager Legal dan Staff Legal.</w:t>
             </w:r>
           </w:p>
         </w:tc>

--- a/out/04_Legal/SNX-LEG-REG-02 Legal Risk Register (Rev00 DRAFT).docx
+++ b/out/04_Legal/SNX-LEG-REG-02 Legal Risk Register (Rev00 DRAFT).docx
@@ -217,6 +217,7 @@
     <w:p>
       <w:pPr>
         <w:pStyle w:val="Heading1"/>
+        <w:keepNext/>
         <w:widowControl w:val="0"/>
         <w:spacing w:line="240" w:lineRule="auto"/>
         <w:ind w:right="407" w:firstLine="0"/>
@@ -511,6 +512,10 @@
         <w:gridCol w:w="5850"/>
       </w:tblGrid>
       <w:tr>
+        <w:trPr>
+          <w:cantSplit/>
+          <w:tblHeader/>
+        </w:trPr>
         <w:tc>
           <w:tcPr>
             <w:tcW w:w="3150" w:type="dxa"/>
@@ -523,6 +528,7 @@
           </w:tcPr>
           <w:p>
             <w:pPr>
+              <w:keepNext/>
               <w:widowControl w:val="0"/>
               <w:pBdr>
                 <w:top w:val="nil"/>
@@ -563,6 +569,7 @@
           </w:tcPr>
           <w:p>
             <w:pPr>
+              <w:keepNext/>
               <w:widowControl w:val="0"/>
               <w:pBdr>
                 <w:top w:val="nil"/>
@@ -593,6 +600,9 @@
         </w:tc>
       </w:tr>
       <w:tr>
+        <w:trPr>
+          <w:cantSplit/>
+        </w:trPr>
         <w:tc>
           <w:tcPr>
             <w:tcW w:w="3150" w:type="dxa"/>
@@ -646,6 +656,9 @@
         </w:tc>
       </w:tr>
       <w:tr>
+        <w:trPr>
+          <w:cantSplit/>
+        </w:trPr>
         <w:tc>
           <w:tcPr>
             <w:tcW w:w="3150" w:type="dxa"/>
@@ -699,6 +712,9 @@
         </w:tc>
       </w:tr>
       <w:tr>
+        <w:trPr>
+          <w:cantSplit/>
+        </w:trPr>
         <w:tc>
           <w:tcPr>
             <w:tcW w:w="3150" w:type="dxa"/>
@@ -750,6 +766,9 @@
         </w:tc>
       </w:tr>
       <w:tr>
+        <w:trPr>
+          <w:cantSplit/>
+        </w:trPr>
         <w:tc>
           <w:tcPr>
             <w:tcW w:w="3150" w:type="dxa"/>
@@ -810,6 +829,9 @@
         </w:tc>
       </w:tr>
       <w:tr>
+        <w:trPr>
+          <w:cantSplit/>
+        </w:trPr>
         <w:tc>
           <w:tcPr>
             <w:tcW w:w="3150" w:type="dxa"/>
@@ -861,6 +883,9 @@
         </w:tc>
       </w:tr>
       <w:tr>
+        <w:trPr>
+          <w:cantSplit/>
+        </w:trPr>
         <w:tc>
           <w:tcPr>
             <w:tcW w:w="3150" w:type="dxa"/>
@@ -914,6 +939,9 @@
         </w:tc>
       </w:tr>
       <w:tr>
+        <w:trPr>
+          <w:cantSplit/>
+        </w:trPr>
         <w:tc>
           <w:tcPr>
             <w:tcW w:w="3150" w:type="dxa"/>
@@ -967,6 +995,9 @@
         </w:tc>
       </w:tr>
       <w:tr>
+        <w:trPr>
+          <w:cantSplit/>
+        </w:trPr>
         <w:tc>
           <w:tcPr>
             <w:tcW w:w="3150" w:type="dxa"/>
@@ -1020,6 +1051,9 @@
         </w:tc>
       </w:tr>
       <w:tr>
+        <w:trPr>
+          <w:cantSplit/>
+        </w:trPr>
         <w:tc>
           <w:tcPr>
             <w:tcW w:w="3150" w:type="dxa"/>
@@ -1073,6 +1107,9 @@
         </w:tc>
       </w:tr>
       <w:tr>
+        <w:trPr>
+          <w:cantSplit/>
+        </w:trPr>
         <w:tc>
           <w:tcPr>
             <w:tcW w:w="3150" w:type="dxa"/>
@@ -1126,6 +1163,9 @@
         </w:tc>
       </w:tr>
       <w:tr>
+        <w:trPr>
+          <w:cantSplit/>
+        </w:trPr>
         <w:tc>
           <w:tcPr>
             <w:tcW w:w="3150" w:type="dxa"/>
@@ -1207,6 +1247,7 @@
     <w:p>
       <w:pPr>
         <w:pStyle w:val="Heading1"/>
+        <w:keepNext/>
         <w:widowControl w:val="0"/>
         <w:spacing w:before="816" w:line="240" w:lineRule="auto"/>
         <w:ind w:right="407"/>
@@ -1243,6 +1284,10 @@
         <w:gridCol w:w="3010"/>
       </w:tblGrid>
       <w:tr>
+        <w:trPr>
+          <w:cantSplit/>
+          <w:tblHeader/>
+        </w:trPr>
         <w:tc>
           <w:tcPr>
             <w:tcW w:w="3009" w:type="dxa"/>
@@ -1255,6 +1300,7 @@
           </w:tcPr>
           <w:p>
             <w:pPr>
+              <w:keepNext/>
               <w:widowControl w:val="0"/>
               <w:spacing w:line="240" w:lineRule="auto"/>
               <w:jc w:val="center"/>
@@ -1288,6 +1334,7 @@
           </w:tcPr>
           <w:p>
             <w:pPr>
+              <w:keepNext/>
               <w:widowControl w:val="0"/>
               <w:spacing w:line="240" w:lineRule="auto"/>
               <w:jc w:val="center"/>
@@ -1321,6 +1368,7 @@
           </w:tcPr>
           <w:p>
             <w:pPr>
+              <w:keepNext/>
               <w:widowControl w:val="0"/>
               <w:spacing w:line="240" w:lineRule="auto"/>
               <w:jc w:val="center"/>
@@ -1344,6 +1392,9 @@
         </w:tc>
       </w:tr>
       <w:tr>
+        <w:trPr>
+          <w:cantSplit/>
+        </w:trPr>
         <w:tc>
           <w:tcPr>
             <w:tcW w:w="3009" w:type="dxa"/>
@@ -1392,6 +1443,9 @@
         </w:tc>
       </w:tr>
       <w:tr>
+        <w:trPr>
+          <w:cantSplit/>
+        </w:trPr>
         <w:tc>
           <w:tcPr>
             <w:tcW w:w="3009" w:type="dxa"/>
@@ -1463,6 +1517,9 @@
         </w:tc>
       </w:tr>
       <w:tr>
+        <w:trPr>
+          <w:cantSplit/>
+        </w:trPr>
         <w:tc>
           <w:tcPr>
             <w:tcW w:w="3009" w:type="dxa"/>
@@ -1537,6 +1594,7 @@
     <w:p>
       <w:pPr>
         <w:pStyle w:val="Heading1"/>
+        <w:keepNext/>
         <w:widowControl w:val="0"/>
         <w:spacing w:before="816" w:line="240" w:lineRule="auto"/>
         <w:ind w:right="407"/>
@@ -1578,6 +1636,10 @@
         <w:gridCol w:w="2235"/>
       </w:tblGrid>
       <w:tr>
+        <w:trPr>
+          <w:cantSplit/>
+          <w:tblHeader/>
+        </w:trPr>
         <w:tc>
           <w:tcPr>
             <w:tcW w:w="810" w:type="dxa"/>
@@ -1590,6 +1652,7 @@
           </w:tcPr>
           <w:p>
             <w:pPr>
+              <w:keepNext/>
               <w:widowControl w:val="0"/>
               <w:pBdr>
                 <w:top w:val="nil"/>
@@ -1630,6 +1693,7 @@
           </w:tcPr>
           <w:p>
             <w:pPr>
+              <w:keepNext/>
               <w:widowControl w:val="0"/>
               <w:spacing w:line="240" w:lineRule="auto"/>
               <w:jc w:val="center"/>
@@ -1663,6 +1727,7 @@
           </w:tcPr>
           <w:p>
             <w:pPr>
+              <w:keepNext/>
               <w:widowControl w:val="0"/>
               <w:pBdr>
                 <w:top w:val="nil"/>
@@ -1703,6 +1768,7 @@
           </w:tcPr>
           <w:p>
             <w:pPr>
+              <w:keepNext/>
               <w:widowControl w:val="0"/>
               <w:pBdr>
                 <w:top w:val="nil"/>
@@ -1733,6 +1799,9 @@
         </w:tc>
       </w:tr>
       <w:tr>
+        <w:trPr>
+          <w:cantSplit/>
+        </w:trPr>
         <w:tc>
           <w:tcPr>
             <w:tcW w:w="810" w:type="dxa"/>
@@ -1835,6 +1904,9 @@
         </w:tc>
       </w:tr>
       <w:tr>
+        <w:trPr>
+          <w:cantSplit/>
+        </w:trPr>
         <w:tc>
           <w:tcPr>
             <w:tcW w:w="810" w:type="dxa"/>
@@ -1937,6 +2009,9 @@
         </w:tc>
       </w:tr>
       <w:tr>
+        <w:trPr>
+          <w:cantSplit/>
+        </w:trPr>
         <w:tc>
           <w:tcPr>
             <w:tcW w:w="810" w:type="dxa"/>
@@ -2366,7 +2441,7 @@
           <w:sz w:val="24"/>
           <w:szCs w:val="24"/>
         </w:rPr>
-        <w:t xml:space="preserve">Register ini memuat risiko hukum yang berkaitan dengan kegiatan usaha SINUX, penilaian tingkatnya, dan pemantauan tindakan mitigasinya. Tiap risiko dicatat bersama dampak potensial, tingkat risiko, dan langkah mitigasinya.</w:t>
+        <w:t xml:space="preserve">Register ini memuat risiko hukum dalam kegiatan usaha SINUX, penilaian tingkatnya, dan pemantauan tindakan mitigasinya. Setiap risiko dicatat bersama dampak potensial, tingkat risiko, dan langkah mitigasinya.</w:t>
       </w:r>
     </w:p>
     <w:p>
@@ -2390,7 +2465,7 @@
           <w:sz w:val="24"/>
           <w:szCs w:val="24"/>
         </w:rPr>
-        <w:t xml:space="preserve">Register ini menjadi dasar untuk menentukan prioritas penanganan risiko, menetapkan tindakan pengendalian, menunjuk penanggung jawab, dan memantau pelaksanaan tindakan mitigasi.</w:t>
+        <w:t xml:space="preserve">Register ini menjadi dasar untuk memprioritaskan penanganan risiko, menetapkan tindakan pengendalian, menunjuk penanggung jawab, dan memantau pelaksanaan mitigasi.</w:t>
       </w:r>
     </w:p>
     <w:p>
@@ -2475,12 +2550,13 @@
           <w:sz w:val="24"/>
           <w:szCs w:val="24"/>
         </w:rPr>
-        <w:t xml:space="preserve">Register tidak mencatat risiko keamanan informasi, yang dinilai di SNX-ISMS-REG-02, dan risiko proyek, yang dinilai di SNX-OPS-FRM-02. Untuk area Pelindungan Data Pribadi dan Kerahasiaan Informasi, register mencatat akibat hukumnya (USULAN).</w:t>
+        <w:t xml:space="preserve">Register ini tidak mencatat risiko keamanan informasi, yang dinilai di SNX-ISMS-REG-02, dan risiko proyek, yang dinilai di SNX-OPS-FRM-02. Untuk area Pelindungan Data Pribadi dan Kerahasiaan Informasi, register ini mencatat akibat hukumnya (USULAN).</w:t>
       </w:r>
     </w:p>
     <w:p>
       <w:pPr>
         <w:pStyle w:val="Heading1"/>
+        <w:keepNext/>
         <w:numPr>
           <w:ilvl w:val="0"/>
           <w:numId w:val="7"/>
@@ -2506,6 +2582,8 @@
       </w:tblGrid>
       <w:tr>
         <w:trPr>
+          <w:cantSplit/>
+          <w:tblHeader/>
           <w:jc w:val="center"/>
         </w:trPr>
         <w:tc>
@@ -2521,6 +2599,7 @@
           </w:tcPr>
           <w:p>
             <w:pPr>
+              <w:keepNext/>
               <w:jc w:val="center"/>
               <w:rPr>
                 <w:sz w:val="24"/>
@@ -2551,6 +2630,7 @@
           </w:tcPr>
           <w:p>
             <w:pPr>
+              <w:keepNext/>
               <w:jc w:val="center"/>
               <w:rPr>
                 <w:sz w:val="24"/>
@@ -2571,6 +2651,7 @@
       </w:tr>
       <w:tr>
         <w:trPr>
+          <w:cantSplit/>
           <w:jc w:val="center"/>
         </w:trPr>
         <w:tc>
@@ -2625,13 +2706,14 @@
                 <w:sz w:val="24"/>
                 <w:szCs w:val="24"/>
               </w:rPr>
-              <w:t>Label untuk isi yang belum diputus secara tertulis oleh pimpinan SINUX.</w:t>
+              <w:t>Label untuk isi yang belum diputuskan secara tertulis oleh pimpinan SINUX.</w:t>
             </w:r>
           </w:p>
         </w:tc>
       </w:tr>
       <w:tr>
         <w:trPr>
+          <w:cantSplit/>
           <w:jc w:val="center"/>
         </w:trPr>
         <w:tc>
@@ -2686,13 +2768,14 @@
                 <w:sz w:val="24"/>
                 <w:szCs w:val="24"/>
               </w:rPr>
-              <w:t>Kelompok risiko hukum menurut bidangnya. Tabel Identifikasi Risiko memuat delapan area.</w:t>
+              <w:t>Kelompok risiko hukum menurut bidangnya; tabel Identifikasi Risiko memuat delapan area.</w:t>
             </w:r>
           </w:p>
         </w:tc>
       </w:tr>
       <w:tr>
         <w:trPr>
+          <w:cantSplit/>
           <w:jc w:val="center"/>
         </w:trPr>
         <w:tc>
@@ -2747,13 +2830,14 @@
                 <w:sz w:val="24"/>
                 <w:szCs w:val="24"/>
               </w:rPr>
-              <w:t>Skor 1 sampai 5 untuk besarnya akibat bila risiko terjadi.</w:t>
+              <w:t>Skor 1 sampai 5 untuk besarnya akibat jika risiko terjadi.</w:t>
             </w:r>
           </w:p>
         </w:tc>
       </w:tr>
       <w:tr>
         <w:trPr>
+          <w:cantSplit/>
           <w:jc w:val="center"/>
         </w:trPr>
         <w:tc>
@@ -2808,13 +2892,14 @@
                 <w:sz w:val="24"/>
                 <w:szCs w:val="24"/>
               </w:rPr>
-              <w:t>Uraian akibat yang dapat timbul bila risiko terjadi.</w:t>
+              <w:t>Uraian akibat yang dapat timbul jika risiko terjadi.</w:t>
             </w:r>
           </w:p>
         </w:tc>
       </w:tr>
       <w:tr>
         <w:trPr>
+          <w:cantSplit/>
           <w:jc w:val="center"/>
         </w:trPr>
         <w:tc>
@@ -2869,13 +2954,14 @@
                 <w:sz w:val="24"/>
                 <w:szCs w:val="24"/>
               </w:rPr>
-              <w:t>Rendah, Sedang, Tinggi, atau Sangat Tinggi. Batas nilainya ada di Metode Penilaian.</w:t>
+              <w:t>Rendah (1 sampai 4), Sedang (5 sampai 9), Tinggi (10 sampai 16), atau Sangat Tinggi (17 sampai 25), menurut Nilai Risiko.</w:t>
             </w:r>
           </w:p>
         </w:tc>
       </w:tr>
       <w:tr>
         <w:trPr>
+          <w:cantSplit/>
           <w:jc w:val="center"/>
         </w:trPr>
         <w:tc>
@@ -2937,6 +3023,7 @@
       </w:tr>
       <w:tr>
         <w:trPr>
+          <w:cantSplit/>
           <w:jc w:val="center"/>
         </w:trPr>
         <w:tc>
@@ -2991,13 +3078,14 @@
                 <w:sz w:val="24"/>
                 <w:szCs w:val="24"/>
               </w:rPr>
-              <w:t>Pemilik dokumen ini. Nama jabatan JA-08 dan JA-09 di SNX-HR-ORG-01, tertulis Legal &amp; Compliance di sana.</w:t>
+              <w:t>Pemilik dokumen ini. Di SNX-HR-ORG-01 ditulis Legal &amp; Compliance, yaitu jabatan JA-08 dan JA-09.</w:t>
             </w:r>
           </w:p>
         </w:tc>
       </w:tr>
       <w:tr>
         <w:trPr>
+          <w:cantSplit/>
           <w:jc w:val="center"/>
         </w:trPr>
         <w:tc>
@@ -3052,13 +3140,14 @@
                 <w:sz w:val="24"/>
                 <w:szCs w:val="24"/>
               </w:rPr>
-              <w:t>Nama peran di dokumen ini, dipetakan ke jabatan Legal &amp; Compliance (JA-08) di SNX-HR-ORG-01.</w:t>
+              <w:t>Nama peran di dokumen ini untuk jabatan Legal &amp; Compliance (JA-08) di SNX-HR-ORG-01.</w:t>
             </w:r>
           </w:p>
         </w:tc>
       </w:tr>
       <w:tr>
         <w:trPr>
+          <w:cantSplit/>
           <w:jc w:val="center"/>
         </w:trPr>
         <w:tc>
@@ -3120,6 +3209,7 @@
       </w:tr>
       <w:tr>
         <w:trPr>
+          <w:cantSplit/>
           <w:jc w:val="center"/>
         </w:trPr>
         <w:tc>
@@ -3181,6 +3271,7 @@
       </w:tr>
       <w:tr>
         <w:trPr>
+          <w:cantSplit/>
           <w:jc w:val="center"/>
         </w:trPr>
         <w:tc>
@@ -3235,13 +3326,14 @@
                 <w:sz w:val="24"/>
                 <w:szCs w:val="24"/>
               </w:rPr>
-              <w:t>Angka hasil penilaian satu risiko. Cara menghitungnya ada di Metode Penilaian.</w:t>
+              <w:t>Angka hasil penilaian satu risiko, yaitu skor Kemungkinan x skor Dampak.</w:t>
             </w:r>
           </w:p>
         </w:tc>
       </w:tr>
       <w:tr>
         <w:trPr>
+          <w:cantSplit/>
           <w:jc w:val="center"/>
         </w:trPr>
         <w:tc>
@@ -3303,6 +3395,7 @@
       </w:tr>
       <w:tr>
         <w:trPr>
+          <w:cantSplit/>
           <w:jc w:val="center"/>
         </w:trPr>
         <w:tc>
@@ -3364,6 +3457,7 @@
       </w:tr>
       <w:tr>
         <w:trPr>
+          <w:cantSplit/>
           <w:jc w:val="center"/>
         </w:trPr>
         <w:tc>
@@ -3418,13 +3512,14 @@
                 <w:sz w:val="24"/>
                 <w:szCs w:val="24"/>
               </w:rPr>
-              <w:t>Nama peran di dokumen ini, dipetakan ke jabatan Legal &amp; Compliance (JA-09) di SNX-HR-ORG-01.</w:t>
+              <w:t>Nama peran di dokumen ini untuk jabatan Legal &amp; Compliance (JA-09) di SNX-HR-ORG-01.</w:t>
             </w:r>
           </w:p>
         </w:tc>
       </w:tr>
       <w:tr>
         <w:trPr>
+          <w:cantSplit/>
           <w:jc w:val="center"/>
         </w:trPr>
         <w:tc>
@@ -3543,12 +3638,13 @@
           <w:sz w:val="24"/>
           <w:szCs w:val="24"/>
         </w:rPr>
-        <w:t xml:space="preserve">Penilaian terdiri dari Kemungkinan risiko terjadi dan Dampak bila risiko itu terjadi.</w:t>
+        <w:t xml:space="preserve">Penilaian memakai dua skor: Kemungkinan risiko terjadi dan Dampak jika risiko itu terjadi.</w:t>
       </w:r>
     </w:p>
     <w:p>
       <w:pPr>
         <w:pStyle w:val="Heading2"/>
+        <w:keepNext/>
         <w:numPr>
           <w:ilvl w:val="1"/>
           <w:numId w:val="7"/>
@@ -3575,6 +3671,8 @@
       </w:tblGrid>
       <w:tr>
         <w:trPr>
+          <w:cantSplit/>
+          <w:tblHeader/>
           <w:jc w:val="center"/>
         </w:trPr>
         <w:tc>
@@ -3590,6 +3688,7 @@
           </w:tcPr>
           <w:p>
             <w:pPr>
+              <w:keepNext/>
               <w:jc w:val="center"/>
               <w:rPr>
                 <w:sz w:val="24"/>
@@ -3620,6 +3719,7 @@
           </w:tcPr>
           <w:p>
             <w:pPr>
+              <w:keepNext/>
               <w:jc w:val="center"/>
               <w:rPr>
                 <w:sz w:val="24"/>
@@ -3650,6 +3750,7 @@
           </w:tcPr>
           <w:p>
             <w:pPr>
+              <w:keepNext/>
               <w:jc w:val="center"/>
               <w:rPr>
                 <w:sz w:val="24"/>
@@ -3670,6 +3771,7 @@
       </w:tr>
       <w:tr>
         <w:trPr>
+          <w:cantSplit/>
           <w:jc w:val="center"/>
         </w:trPr>
         <w:tc>
@@ -3741,25 +3843,26 @@
           </w:tcPr>
           <w:p>
             <w:pPr>
-              <w:jc w:val="both"/>
-              <w:rPr>
-                <w:sz w:val="24"/>
-                <w:szCs w:val="24"/>
-              </w:rPr>
-            </w:pPr>
-            <w:r>
-              <w:rPr>
-                <w:b w:val="0"/>
-                <w:sz w:val="24"/>
-                <w:szCs w:val="24"/>
-              </w:rPr>
-              <w:t>Kemungkinan terjadinya sangat kecil berdasarkan informasi yang tersedia.</w:t>
+              <w:jc w:val="left"/>
+              <w:rPr>
+                <w:sz w:val="24"/>
+                <w:szCs w:val="24"/>
+              </w:rPr>
+            </w:pPr>
+            <w:r>
+              <w:rPr>
+                <w:b w:val="0"/>
+                <w:sz w:val="24"/>
+                <w:szCs w:val="24"/>
+              </w:rPr>
+              <w:t>Peluang terjadinya sangat kecil berdasarkan informasi yang tersedia.</w:t>
             </w:r>
           </w:p>
         </w:tc>
       </w:tr>
       <w:tr>
         <w:trPr>
+          <w:cantSplit/>
           <w:jc w:val="center"/>
         </w:trPr>
         <w:tc>
@@ -3831,25 +3934,26 @@
           </w:tcPr>
           <w:p>
             <w:pPr>
-              <w:jc w:val="both"/>
-              <w:rPr>
-                <w:sz w:val="24"/>
-                <w:szCs w:val="24"/>
-              </w:rPr>
-            </w:pPr>
-            <w:r>
-              <w:rPr>
-                <w:b w:val="0"/>
-                <w:sz w:val="24"/>
-                <w:szCs w:val="24"/>
-              </w:rPr>
-              <w:t>Kemungkinan terjadinya relatif kecil.</w:t>
+              <w:jc w:val="left"/>
+              <w:rPr>
+                <w:sz w:val="24"/>
+                <w:szCs w:val="24"/>
+              </w:rPr>
+            </w:pPr>
+            <w:r>
+              <w:rPr>
+                <w:b w:val="0"/>
+                <w:sz w:val="24"/>
+                <w:szCs w:val="24"/>
+              </w:rPr>
+              <w:t>Peluang terjadinya relatif kecil.</w:t>
             </w:r>
           </w:p>
         </w:tc>
       </w:tr>
       <w:tr>
         <w:trPr>
+          <w:cantSplit/>
           <w:jc w:val="center"/>
         </w:trPr>
         <w:tc>
@@ -3921,7 +4025,7 @@
           </w:tcPr>
           <w:p>
             <w:pPr>
-              <w:jc w:val="both"/>
+              <w:jc w:val="left"/>
               <w:rPr>
                 <w:sz w:val="24"/>
                 <w:szCs w:val="24"/>
@@ -3940,6 +4044,7 @@
       </w:tr>
       <w:tr>
         <w:trPr>
+          <w:cantSplit/>
           <w:jc w:val="center"/>
         </w:trPr>
         <w:tc>
@@ -4011,7 +4116,7 @@
           </w:tcPr>
           <w:p>
             <w:pPr>
-              <w:jc w:val="both"/>
+              <w:jc w:val="left"/>
               <w:rPr>
                 <w:sz w:val="24"/>
                 <w:szCs w:val="24"/>
@@ -4030,6 +4135,7 @@
       </w:tr>
       <w:tr>
         <w:trPr>
+          <w:cantSplit/>
           <w:jc w:val="center"/>
         </w:trPr>
         <w:tc>
@@ -4101,7 +4207,7 @@
           </w:tcPr>
           <w:p>
             <w:pPr>
-              <w:jc w:val="both"/>
+              <w:jc w:val="left"/>
               <w:rPr>
                 <w:sz w:val="24"/>
                 <w:szCs w:val="24"/>
@@ -4158,6 +4264,7 @@
     </w:p>
     <w:p>
       <w:pPr>
+        <w:keepNext/>
         <w:pBdr>
           <w:top w:val="nil"/>
           <w:left w:val="nil"/>
@@ -4196,6 +4303,8 @@
       </w:tblGrid>
       <w:tr>
         <w:trPr>
+          <w:cantSplit/>
+          <w:tblHeader/>
           <w:jc w:val="center"/>
         </w:trPr>
         <w:tc>
@@ -4211,6 +4320,7 @@
           </w:tcPr>
           <w:p>
             <w:pPr>
+              <w:keepNext/>
               <w:jc w:val="center"/>
               <w:rPr>
                 <w:sz w:val="24"/>
@@ -4241,6 +4351,7 @@
           </w:tcPr>
           <w:p>
             <w:pPr>
+              <w:keepNext/>
               <w:jc w:val="center"/>
               <w:rPr>
                 <w:sz w:val="24"/>
@@ -4271,6 +4382,7 @@
           </w:tcPr>
           <w:p>
             <w:pPr>
+              <w:keepNext/>
               <w:jc w:val="center"/>
               <w:rPr>
                 <w:sz w:val="24"/>
@@ -4291,6 +4403,7 @@
       </w:tr>
       <w:tr>
         <w:trPr>
+          <w:cantSplit/>
           <w:jc w:val="center"/>
         </w:trPr>
         <w:tc>
@@ -4362,7 +4475,7 @@
           </w:tcPr>
           <w:p>
             <w:pPr>
-              <w:jc w:val="both"/>
+              <w:jc w:val="left"/>
               <w:rPr>
                 <w:sz w:val="24"/>
                 <w:szCs w:val="24"/>
@@ -4381,6 +4494,7 @@
       </w:tr>
       <w:tr>
         <w:trPr>
+          <w:cantSplit/>
           <w:jc w:val="center"/>
         </w:trPr>
         <w:tc>
@@ -4452,7 +4566,7 @@
           </w:tcPr>
           <w:p>
             <w:pPr>
-              <w:jc w:val="both"/>
+              <w:jc w:val="left"/>
               <w:rPr>
                 <w:sz w:val="24"/>
                 <w:szCs w:val="24"/>
@@ -4471,6 +4585,7 @@
       </w:tr>
       <w:tr>
         <w:trPr>
+          <w:cantSplit/>
           <w:jc w:val="center"/>
         </w:trPr>
         <w:tc>
@@ -4542,25 +4657,26 @@
           </w:tcPr>
           <w:p>
             <w:pPr>
-              <w:jc w:val="both"/>
-              <w:rPr>
-                <w:sz w:val="24"/>
-                <w:szCs w:val="24"/>
-              </w:rPr>
-            </w:pPr>
-            <w:r>
-              <w:rPr>
-                <w:b w:val="0"/>
-                <w:sz w:val="24"/>
-                <w:szCs w:val="24"/>
-              </w:rPr>
-              <w:t>Akibat hukum yang perlu penanganan bersama Pemilik Risiko dan tidak menghentikan kegiatan usaha.</w:t>
+              <w:jc w:val="left"/>
+              <w:rPr>
+                <w:sz w:val="24"/>
+                <w:szCs w:val="24"/>
+              </w:rPr>
+            </w:pPr>
+            <w:r>
+              <w:rPr>
+                <w:b w:val="0"/>
+                <w:sz w:val="24"/>
+                <w:szCs w:val="24"/>
+              </w:rPr>
+              <w:t>Akibat hukum perlu ditangani bersama Pemilik Risiko, tetapi tidak menghentikan kegiatan usaha.</w:t>
             </w:r>
           </w:p>
         </w:tc>
       </w:tr>
       <w:tr>
         <w:trPr>
+          <w:cantSplit/>
           <w:jc w:val="center"/>
         </w:trPr>
         <w:tc>
@@ -4632,25 +4748,26 @@
           </w:tcPr>
           <w:p>
             <w:pPr>
-              <w:jc w:val="both"/>
-              <w:rPr>
-                <w:sz w:val="24"/>
-                <w:szCs w:val="24"/>
-              </w:rPr>
-            </w:pPr>
-            <w:r>
-              <w:rPr>
-                <w:b w:val="0"/>
-                <w:sz w:val="24"/>
-                <w:szCs w:val="24"/>
-              </w:rPr>
-              <w:t>Akibat hukum yang perlu keputusan Manajemen dan dapat mengganggu kegiatan usaha.</w:t>
+              <w:jc w:val="left"/>
+              <w:rPr>
+                <w:sz w:val="24"/>
+                <w:szCs w:val="24"/>
+              </w:rPr>
+            </w:pPr>
+            <w:r>
+              <w:rPr>
+                <w:b w:val="0"/>
+                <w:sz w:val="24"/>
+                <w:szCs w:val="24"/>
+              </w:rPr>
+              <w:t>Akibat hukum perlu diputuskan Manajemen dan dapat mengganggu kegiatan usaha.</w:t>
             </w:r>
           </w:p>
         </w:tc>
       </w:tr>
       <w:tr>
         <w:trPr>
+          <w:cantSplit/>
           <w:jc w:val="center"/>
         </w:trPr>
         <w:tc>
@@ -4722,7 +4839,7 @@
           </w:tcPr>
           <w:p>
             <w:pPr>
-              <w:jc w:val="both"/>
+              <w:jc w:val="left"/>
               <w:rPr>
                 <w:sz w:val="24"/>
                 <w:szCs w:val="24"/>
@@ -4779,6 +4896,7 @@
     </w:p>
     <w:p>
       <w:pPr>
+        <w:keepNext/>
         <w:pBdr>
           <w:top w:val="nil"/>
           <w:left w:val="nil"/>
@@ -4817,6 +4935,8 @@
       </w:tblGrid>
       <w:tr>
         <w:trPr>
+          <w:cantSplit/>
+          <w:tblHeader/>
           <w:jc w:val="center"/>
         </w:trPr>
         <w:tc>
@@ -4832,6 +4952,7 @@
           </w:tcPr>
           <w:p>
             <w:pPr>
+              <w:keepNext/>
               <w:jc w:val="center"/>
               <w:rPr>
                 <w:sz w:val="24"/>
@@ -4862,6 +4983,7 @@
           </w:tcPr>
           <w:p>
             <w:pPr>
+              <w:keepNext/>
               <w:jc w:val="center"/>
               <w:rPr>
                 <w:sz w:val="24"/>
@@ -4892,6 +5014,7 @@
           </w:tcPr>
           <w:p>
             <w:pPr>
+              <w:keepNext/>
               <w:jc w:val="center"/>
               <w:rPr>
                 <w:sz w:val="24"/>
@@ -4912,6 +5035,7 @@
       </w:tr>
       <w:tr>
         <w:trPr>
+          <w:cantSplit/>
           <w:jc w:val="center"/>
         </w:trPr>
         <w:tc>
@@ -4983,7 +5107,7 @@
           </w:tcPr>
           <w:p>
             <w:pPr>
-              <w:jc w:val="both"/>
+              <w:jc w:val="left"/>
               <w:rPr>
                 <w:sz w:val="24"/>
                 <w:szCs w:val="24"/>
@@ -5002,6 +5126,7 @@
       </w:tr>
       <w:tr>
         <w:trPr>
+          <w:cantSplit/>
           <w:jc w:val="center"/>
         </w:trPr>
         <w:tc>
@@ -5073,25 +5198,26 @@
           </w:tcPr>
           <w:p>
             <w:pPr>
-              <w:jc w:val="both"/>
-              <w:rPr>
-                <w:sz w:val="24"/>
-                <w:szCs w:val="24"/>
-              </w:rPr>
-            </w:pPr>
-            <w:r>
-              <w:rPr>
-                <w:b w:val="0"/>
-                <w:sz w:val="24"/>
-                <w:szCs w:val="24"/>
-              </w:rPr>
-              <w:t>Menetapkan tindakan pengendalian yang sesuai dan memantau pelaksanaannya.</w:t>
+              <w:jc w:val="left"/>
+              <w:rPr>
+                <w:sz w:val="24"/>
+                <w:szCs w:val="24"/>
+              </w:rPr>
+            </w:pPr>
+            <w:r>
+              <w:rPr>
+                <w:b w:val="0"/>
+                <w:sz w:val="24"/>
+                <w:szCs w:val="24"/>
+              </w:rPr>
+              <w:t>Tindakan pengendalian yang sesuai ditetapkan dan pelaksanaannya dipantau.</w:t>
             </w:r>
           </w:p>
         </w:tc>
       </w:tr>
       <w:tr>
         <w:trPr>
+          <w:cantSplit/>
           <w:jc w:val="center"/>
         </w:trPr>
         <w:tc>
@@ -5163,25 +5289,26 @@
           </w:tcPr>
           <w:p>
             <w:pPr>
-              <w:jc w:val="both"/>
-              <w:rPr>
-                <w:sz w:val="24"/>
-                <w:szCs w:val="24"/>
-              </w:rPr>
-            </w:pPr>
-            <w:r>
-              <w:rPr>
-                <w:b w:val="0"/>
-                <w:sz w:val="24"/>
-                <w:szCs w:val="24"/>
-              </w:rPr>
-              <w:t>Memerlukan rencana mitigasi dan pemantauan prioritas.</w:t>
+              <w:jc w:val="left"/>
+              <w:rPr>
+                <w:sz w:val="24"/>
+                <w:szCs w:val="24"/>
+              </w:rPr>
+            </w:pPr>
+            <w:r>
+              <w:rPr>
+                <w:b w:val="0"/>
+                <w:sz w:val="24"/>
+                <w:szCs w:val="24"/>
+              </w:rPr>
+              <w:t>Perlu rencana mitigasi dan pemantauan prioritas.</w:t>
             </w:r>
           </w:p>
         </w:tc>
       </w:tr>
       <w:tr>
         <w:trPr>
+          <w:cantSplit/>
           <w:jc w:val="center"/>
         </w:trPr>
         <w:tc>
@@ -5253,19 +5380,19 @@
           </w:tcPr>
           <w:p>
             <w:pPr>
-              <w:jc w:val="both"/>
-              <w:rPr>
-                <w:sz w:val="24"/>
-                <w:szCs w:val="24"/>
-              </w:rPr>
-            </w:pPr>
-            <w:r>
-              <w:rPr>
-                <w:b w:val="0"/>
-                <w:sz w:val="24"/>
-                <w:szCs w:val="24"/>
-              </w:rPr>
-              <w:t>Memerlukan eskalasi segera (Ketentuan butir 13).</w:t>
+              <w:jc w:val="left"/>
+              <w:rPr>
+                <w:sz w:val="24"/>
+                <w:szCs w:val="24"/>
+              </w:rPr>
+            </w:pPr>
+            <w:r>
+              <w:rPr>
+                <w:b w:val="0"/>
+                <w:sz w:val="24"/>
+                <w:szCs w:val="24"/>
+              </w:rPr>
+              <w:t>Perlu eskalasi segera kepada Manajemen.</w:t>
             </w:r>
           </w:p>
         </w:tc>
@@ -5310,6 +5437,7 @@
     </w:p>
     <w:p>
       <w:pPr>
+        <w:keepNext/>
         <w:pBdr>
           <w:top w:val="nil"/>
           <w:left w:val="nil"/>
@@ -5329,7 +5457,7 @@
           <w:sz w:val="24"/>
           <w:szCs w:val="24"/>
         </w:rPr>
-        <w:t xml:space="preserve">Matriks ini dihitung dari rumus Nilai Risiko dan tabel Kategori Risiko. Nilai 17, 18, dan 19 tidak muncul pada skala 1 sampai 5. Baris memuat Kemungkinan dan kolom memuat Dampak.</w:t>
+        <w:t xml:space="preserve">Matriks ini dihitung dari rumus Nilai Risiko dan tabel Kategori Risiko. Baris memuat Kemungkinan, kolom memuat Dampak. Nilai 17, 18, dan 19 tidak muncul pada skala 1 sampai 5.</w:t>
       </w:r>
     </w:p>
     <w:tbl>
@@ -5351,6 +5479,8 @@
       </w:tblGrid>
       <w:tr>
         <w:trPr>
+          <w:cantSplit/>
+          <w:tblHeader/>
           <w:jc w:val="center"/>
         </w:trPr>
         <w:tc>
@@ -5366,6 +5496,7 @@
           </w:tcPr>
           <w:p>
             <w:pPr>
+              <w:keepNext/>
               <w:jc w:val="center"/>
               <w:rPr>
                 <w:sz w:val="24"/>
@@ -5396,6 +5527,7 @@
           </w:tcPr>
           <w:p>
             <w:pPr>
+              <w:keepNext/>
               <w:jc w:val="center"/>
               <w:rPr>
                 <w:sz w:val="24"/>
@@ -5426,6 +5558,7 @@
           </w:tcPr>
           <w:p>
             <w:pPr>
+              <w:keepNext/>
               <w:jc w:val="center"/>
               <w:rPr>
                 <w:sz w:val="24"/>
@@ -5456,6 +5589,7 @@
           </w:tcPr>
           <w:p>
             <w:pPr>
+              <w:keepNext/>
               <w:jc w:val="center"/>
               <w:rPr>
                 <w:sz w:val="24"/>
@@ -5486,6 +5620,7 @@
           </w:tcPr>
           <w:p>
             <w:pPr>
+              <w:keepNext/>
               <w:jc w:val="center"/>
               <w:rPr>
                 <w:sz w:val="24"/>
@@ -5516,6 +5651,7 @@
           </w:tcPr>
           <w:p>
             <w:pPr>
+              <w:keepNext/>
               <w:jc w:val="center"/>
               <w:rPr>
                 <w:sz w:val="24"/>
@@ -5536,6 +5672,7 @@
       </w:tr>
       <w:tr>
         <w:trPr>
+          <w:cantSplit/>
           <w:jc w:val="center"/>
         </w:trPr>
         <w:tc>
@@ -5607,7 +5744,7 @@
           </w:tcPr>
           <w:p>
             <w:pPr>
-              <w:jc w:val="both"/>
+              <w:jc w:val="left"/>
               <w:rPr>
                 <w:sz w:val="24"/>
                 <w:szCs w:val="24"/>
@@ -5636,7 +5773,7 @@
           </w:tcPr>
           <w:p>
             <w:pPr>
-              <w:jc w:val="both"/>
+              <w:jc w:val="left"/>
               <w:rPr>
                 <w:sz w:val="24"/>
                 <w:szCs w:val="24"/>
@@ -5665,7 +5802,7 @@
           </w:tcPr>
           <w:p>
             <w:pPr>
-              <w:jc w:val="both"/>
+              <w:jc w:val="left"/>
               <w:rPr>
                 <w:sz w:val="24"/>
                 <w:szCs w:val="24"/>
@@ -5694,7 +5831,7 @@
           </w:tcPr>
           <w:p>
             <w:pPr>
-              <w:jc w:val="both"/>
+              <w:jc w:val="left"/>
               <w:rPr>
                 <w:sz w:val="24"/>
                 <w:szCs w:val="24"/>
@@ -5713,6 +5850,7 @@
       </w:tr>
       <w:tr>
         <w:trPr>
+          <w:cantSplit/>
           <w:jc w:val="center"/>
         </w:trPr>
         <w:tc>
@@ -5784,7 +5922,7 @@
           </w:tcPr>
           <w:p>
             <w:pPr>
-              <w:jc w:val="both"/>
+              <w:jc w:val="left"/>
               <w:rPr>
                 <w:sz w:val="24"/>
                 <w:szCs w:val="24"/>
@@ -5813,7 +5951,7 @@
           </w:tcPr>
           <w:p>
             <w:pPr>
-              <w:jc w:val="both"/>
+              <w:jc w:val="left"/>
               <w:rPr>
                 <w:sz w:val="24"/>
                 <w:szCs w:val="24"/>
@@ -5842,7 +5980,7 @@
           </w:tcPr>
           <w:p>
             <w:pPr>
-              <w:jc w:val="both"/>
+              <w:jc w:val="left"/>
               <w:rPr>
                 <w:sz w:val="24"/>
                 <w:szCs w:val="24"/>
@@ -5871,7 +6009,7 @@
           </w:tcPr>
           <w:p>
             <w:pPr>
-              <w:jc w:val="both"/>
+              <w:jc w:val="left"/>
               <w:rPr>
                 <w:sz w:val="24"/>
                 <w:szCs w:val="24"/>
@@ -5890,6 +6028,7 @@
       </w:tr>
       <w:tr>
         <w:trPr>
+          <w:cantSplit/>
           <w:jc w:val="center"/>
         </w:trPr>
         <w:tc>
@@ -5961,7 +6100,7 @@
           </w:tcPr>
           <w:p>
             <w:pPr>
-              <w:jc w:val="both"/>
+              <w:jc w:val="left"/>
               <w:rPr>
                 <w:sz w:val="24"/>
                 <w:szCs w:val="24"/>
@@ -5990,7 +6129,7 @@
           </w:tcPr>
           <w:p>
             <w:pPr>
-              <w:jc w:val="both"/>
+              <w:jc w:val="left"/>
               <w:rPr>
                 <w:sz w:val="24"/>
                 <w:szCs w:val="24"/>
@@ -6019,7 +6158,7 @@
           </w:tcPr>
           <w:p>
             <w:pPr>
-              <w:jc w:val="both"/>
+              <w:jc w:val="left"/>
               <w:rPr>
                 <w:sz w:val="24"/>
                 <w:szCs w:val="24"/>
@@ -6048,7 +6187,7 @@
           </w:tcPr>
           <w:p>
             <w:pPr>
-              <w:jc w:val="both"/>
+              <w:jc w:val="left"/>
               <w:rPr>
                 <w:sz w:val="24"/>
                 <w:szCs w:val="24"/>
@@ -6067,6 +6206,7 @@
       </w:tr>
       <w:tr>
         <w:trPr>
+          <w:cantSplit/>
           <w:jc w:val="center"/>
         </w:trPr>
         <w:tc>
@@ -6138,7 +6278,7 @@
           </w:tcPr>
           <w:p>
             <w:pPr>
-              <w:jc w:val="both"/>
+              <w:jc w:val="left"/>
               <w:rPr>
                 <w:sz w:val="24"/>
                 <w:szCs w:val="24"/>
@@ -6167,7 +6307,7 @@
           </w:tcPr>
           <w:p>
             <w:pPr>
-              <w:jc w:val="both"/>
+              <w:jc w:val="left"/>
               <w:rPr>
                 <w:sz w:val="24"/>
                 <w:szCs w:val="24"/>
@@ -6196,7 +6336,7 @@
           </w:tcPr>
           <w:p>
             <w:pPr>
-              <w:jc w:val="both"/>
+              <w:jc w:val="left"/>
               <w:rPr>
                 <w:sz w:val="24"/>
                 <w:szCs w:val="24"/>
@@ -6225,7 +6365,7 @@
           </w:tcPr>
           <w:p>
             <w:pPr>
-              <w:jc w:val="both"/>
+              <w:jc w:val="left"/>
               <w:rPr>
                 <w:sz w:val="24"/>
                 <w:szCs w:val="24"/>
@@ -6244,6 +6384,7 @@
       </w:tr>
       <w:tr>
         <w:trPr>
+          <w:cantSplit/>
           <w:jc w:val="center"/>
         </w:trPr>
         <w:tc>
@@ -6315,7 +6456,7 @@
           </w:tcPr>
           <w:p>
             <w:pPr>
-              <w:jc w:val="both"/>
+              <w:jc w:val="left"/>
               <w:rPr>
                 <w:sz w:val="24"/>
                 <w:szCs w:val="24"/>
@@ -6344,7 +6485,7 @@
           </w:tcPr>
           <w:p>
             <w:pPr>
-              <w:jc w:val="both"/>
+              <w:jc w:val="left"/>
               <w:rPr>
                 <w:sz w:val="24"/>
                 <w:szCs w:val="24"/>
@@ -6373,7 +6514,7 @@
           </w:tcPr>
           <w:p>
             <w:pPr>
-              <w:jc w:val="both"/>
+              <w:jc w:val="left"/>
               <w:rPr>
                 <w:sz w:val="24"/>
                 <w:szCs w:val="24"/>
@@ -6402,7 +6543,7 @@
           </w:tcPr>
           <w:p>
             <w:pPr>
-              <w:jc w:val="both"/>
+              <w:jc w:val="left"/>
               <w:rPr>
                 <w:sz w:val="24"/>
                 <w:szCs w:val="24"/>
@@ -6483,7 +6624,7 @@
       <w:r>
         <w:drawing>
           <wp:inline xmlns:a="http://schemas.openxmlformats.org/drawingml/2006/main" xmlns:pic="http://schemas.openxmlformats.org/drawingml/2006/picture">
-            <wp:extent cx="5580000" cy="5285560"/>
+            <wp:extent cx="5580000" cy="5195294"/>
             <wp:docPr id="1" name="Picture 1"/>
             <wp:cNvGraphicFramePr>
               <a:graphicFrameLocks noChangeAspect="1"/>
@@ -6504,7 +6645,7 @@
                   <pic:spPr>
                     <a:xfrm>
                       <a:off x="0" y="0"/>
-                      <a:ext cx="5580000" cy="5285560"/>
+                      <a:ext cx="5580000" cy="5195294"/>
                     </a:xfrm>
                     <a:prstGeom prst="rect"/>
                   </pic:spPr>
@@ -6573,7 +6714,7 @@
           <w:sz w:val="24"/>
           <w:szCs w:val="24"/>
         </w:rPr>
-        <w:t xml:space="preserve">1. Staff Legal mencatat risiko hukum dari sumber yang tercantum di Lingkup pada tabel Identifikasi Risiko: area, uraian, penyebab, dan dampak potensial.</w:t>
+        <w:t xml:space="preserve">1. Staff Legal mencatat risiko hukum dari sumber di bagian Lingkup ke tabel Identifikasi Risiko: area, uraian, penyebab, dan dampak potensial.</w:t>
       </w:r>
     </w:p>
     <w:p>
@@ -6597,7 +6738,7 @@
           <w:sz w:val="24"/>
           <w:szCs w:val="24"/>
         </w:rPr>
-        <w:t xml:space="preserve">2. Pemilik Risiko memberi Staff Legal informasi tentang risiko pada kegiatan yang menjadi tanggung jawabnya.</w:t>
+        <w:t xml:space="preserve">2. Pemilik Risiko memberi Staff Legal informasi risiko pada kegiatan yang menjadi tanggung jawabnya.</w:t>
       </w:r>
     </w:p>
     <w:p>
@@ -6621,7 +6762,7 @@
           <w:sz w:val="24"/>
           <w:szCs w:val="24"/>
         </w:rPr>
-        <w:t xml:space="preserve">3. Staff Legal menilai Kemungkinan dan Dampak tiap risiko dengan skala pada Metode Penilaian, bersama Pemilik Risiko bila diperlukan.</w:t>
+        <w:t xml:space="preserve">3. Staff Legal menilai Kemungkinan dan Dampak setiap risiko dengan skala Metode Penilaian, bersama Pemilik Risiko jika perlu.</w:t>
       </w:r>
     </w:p>
     <w:p>
@@ -6693,7 +6834,7 @@
           <w:sz w:val="24"/>
           <w:szCs w:val="24"/>
         </w:rPr>
-        <w:t xml:space="preserve">6. Line Manager Legal memeriksa penilaian dan rekomendasi mitigasi dari Staff Legal (USULAN).</w:t>
+        <w:t xml:space="preserve">6. Line Manager Legal memeriksa penilaian dan rekomendasi mitigasi Staff Legal (USULAN).</w:t>
       </w:r>
     </w:p>
     <w:p>
@@ -6717,7 +6858,7 @@
           <w:sz w:val="24"/>
           <w:szCs w:val="24"/>
         </w:rPr>
-        <w:t xml:space="preserve">7. Staff Legal mencatat tindakan yang disepakati dengan Pemilik Risiko di tabel Rencana Mitigasi dan Pelaksanaan Mitigasi, lengkap dengan penanggung jawab dan target penyelesaian.</w:t>
+        <w:t xml:space="preserve">7. Staff Legal mencatat tindakan yang disepakati dengan Pemilik Risiko, beserta penanggung jawab dan target penyelesaian, di tabel Rencana Mitigasi dan Pelaksanaan Mitigasi.</w:t>
       </w:r>
     </w:p>
     <w:p>
@@ -6789,7 +6930,7 @@
           <w:sz w:val="24"/>
           <w:szCs w:val="24"/>
         </w:rPr>
-        <w:t xml:space="preserve">10. Staff Legal memantau status tindakan mitigasi dan memperbarui kolom Bukti Penyelesaian dan Status di tabel Pelaksanaan Mitigasi.</w:t>
+        <w:t xml:space="preserve">10. Staff Legal memantau tindakan mitigasi serta memperbarui kolom Bukti Penyelesaian dan Status di tabel Pelaksanaan Mitigasi.</w:t>
       </w:r>
     </w:p>
     <w:p>
@@ -6813,7 +6954,7 @@
           <w:sz w:val="24"/>
           <w:szCs w:val="24"/>
         </w:rPr>
-        <w:t xml:space="preserve">11. Staff Legal menilai ulang Kemungkinan dan Dampak setelah tindakan mitigasi dilaksanakan, untuk melihat apakah tingkat risiko berubah.</w:t>
+        <w:t xml:space="preserve">11. Staff Legal menilai ulang Kemungkinan dan Dampak setelah mitigasi dilaksanakan, untuk melihat perubahan tingkat risiko.</w:t>
       </w:r>
     </w:p>
     <w:p>
@@ -6837,7 +6978,7 @@
           <w:sz w:val="24"/>
           <w:szCs w:val="24"/>
         </w:rPr>
-        <w:t xml:space="preserve">12. Line Manager Legal membahas risiko berkategori Tinggi dan Sangat Tinggi bersama Manajemen dengan prioritas.</w:t>
+        <w:t xml:space="preserve">12. Line Manager Legal membahas risiko berkategori Tinggi dan Sangat Tinggi dengan Manajemen secara prioritas.</w:t>
       </w:r>
     </w:p>
     <w:p>
@@ -6861,7 +7002,7 @@
           <w:sz w:val="24"/>
           <w:szCs w:val="24"/>
         </w:rPr>
-        <w:t xml:space="preserve">13. Line Manager Legal mengeskalasi risiko berkategori Sangat Tinggi kepada Manajemen segera.</w:t>
+        <w:t xml:space="preserve">13. Line Manager Legal segera mengeskalasi risiko berkategori Sangat Tinggi kepada Manajemen.</w:t>
       </w:r>
     </w:p>
     <w:p>
@@ -6909,7 +7050,7 @@
           <w:sz w:val="24"/>
           <w:szCs w:val="24"/>
         </w:rPr>
-        <w:t xml:space="preserve">15. Staff Legal mencatat tiap perubahan penilaian dan status risiko di tabel Riwayat Penilaian dan Status agar dapat ditelusuri.</w:t>
+        <w:t xml:space="preserve">15. Staff Legal mencatat setiap perubahan penilaian dan status risiko di tabel Riwayat Penilaian dan Status.</w:t>
       </w:r>
     </w:p>
     <w:p>
@@ -6933,7 +7074,7 @@
           <w:sz w:val="24"/>
           <w:szCs w:val="24"/>
         </w:rPr>
-        <w:t xml:space="preserve">16. Staff Legal mencatat risiko yang belum dapat ditangani di tabel yang sama, dengan alasan, rencana tindak lanjut, dan keputusan Manajemen bila diperlukan.</w:t>
+        <w:t xml:space="preserve">16. Staff Legal mencatat risiko yang belum dapat ditangani di tabel yang sama, beserta alasan, rencana tindak lanjut, dan keputusan Manajemen jika perlu.</w:t>
       </w:r>
     </w:p>
     <w:p>
@@ -6957,7 +7098,7 @@
           <w:sz w:val="24"/>
           <w:szCs w:val="24"/>
         </w:rPr>
-        <w:t xml:space="preserve">17. Staff Legal meninjau register setiap bulan (USULAN) dan saat ada perubahan signifikan pada kegiatan usaha, peraturan, kontrak, teknologi, atau proses operasional.</w:t>
+        <w:t xml:space="preserve">17. Staff Legal meninjau register setiap bulan (USULAN) dan setiap ada perubahan signifikan pada kegiatan usaha, peraturan, kontrak, teknologi, atau proses operasional.</w:t>
       </w:r>
     </w:p>
     <w:p>
@@ -6981,7 +7122,7 @@
           <w:sz w:val="24"/>
           <w:szCs w:val="24"/>
         </w:rPr>
-        <w:t xml:space="preserve">18. Staff Legal memperbarui tabel Ringkasan Risiko pada setiap peninjauan register.</w:t>
+        <w:t xml:space="preserve">18. Staff Legal memperbarui tabel Ringkasan Risiko pada setiap review register.</w:t>
       </w:r>
     </w:p>
     <w:p>
@@ -7029,12 +7170,13 @@
           <w:sz w:val="24"/>
           <w:szCs w:val="24"/>
         </w:rPr>
-        <w:t xml:space="preserve">20. Staff Legal menyimpan register di folder Google Drive departemen Legal dengan klasifikasi RESTRICTED (Internal) menurut SNX-ISMS-PRO-01 (USULAN, SNX-LEG-SOP-01 butir 4.24).</w:t>
+        <w:t xml:space="preserve">20. Staff Legal menyimpan register di folder Google Drive Departemen Legal dengan klasifikasi RESTRICTED (Internal) menurut SNX-ISMS-PRO-01 (USULAN, SNX-LEG-SOP-01 butir 4.24).</w:t>
       </w:r>
     </w:p>
     <w:p>
       <w:pPr>
         <w:pStyle w:val="Heading1"/>
+        <w:keepNext/>
         <w:numPr>
           <w:ilvl w:val="0"/>
           <w:numId w:val="7"/>
@@ -7060,6 +7202,8 @@
       </w:tblGrid>
       <w:tr>
         <w:trPr>
+          <w:cantSplit/>
+          <w:tblHeader/>
           <w:jc w:val="center"/>
         </w:trPr>
         <w:tc>
@@ -7075,6 +7219,7 @@
           </w:tcPr>
           <w:p>
             <w:pPr>
+              <w:keepNext/>
               <w:jc w:val="center"/>
               <w:rPr>
                 <w:sz w:val="24"/>
@@ -7105,6 +7250,7 @@
           </w:tcPr>
           <w:p>
             <w:pPr>
+              <w:keepNext/>
               <w:jc w:val="center"/>
               <w:rPr>
                 <w:sz w:val="24"/>
@@ -7125,6 +7271,7 @@
       </w:tr>
       <w:tr>
         <w:trPr>
+          <w:cantSplit/>
           <w:jc w:val="center"/>
         </w:trPr>
         <w:tc>
@@ -7179,13 +7326,14 @@
                 <w:sz w:val="24"/>
                 <w:szCs w:val="24"/>
               </w:rPr>
-              <w:t>Mencatat dan menilai risiko, merekomendasikan mitigasi, mencatat rencana mitigasi dan riwayat, memantau status, serta meninjau register tiap bulan (Ketentuan butir 1, 3 sampai 5, 7, 10, 11, 15 sampai 18, 20).</w:t>
+              <w:t>Mencatat dan menilai risiko, merekomendasikan mitigasi, mencatat rencana mitigasi dan riwayat, memantau status, serta meninjau register setiap bulan.</w:t>
             </w:r>
           </w:p>
         </w:tc>
       </w:tr>
       <w:tr>
         <w:trPr>
+          <w:cantSplit/>
           <w:jc w:val="center"/>
         </w:trPr>
         <w:tc>
@@ -7240,13 +7388,14 @@
                 <w:sz w:val="24"/>
                 <w:szCs w:val="24"/>
               </w:rPr>
-              <w:t>Memeriksa penilaian dan rekomendasi mitigasi, membahas dan mengeskalasi risiko ke Manajemen, dan melaporkan jumlah risiko tiap bulan (Ketentuan butir 6, 12, 13, 19).</w:t>
+              <w:t>Memeriksa penilaian dan rekomendasi mitigasi, membahas dan mengeskalasi risiko ke Manajemen, serta melaporkan jumlah risiko setiap bulan.</w:t>
             </w:r>
           </w:p>
         </w:tc>
       </w:tr>
       <w:tr>
         <w:trPr>
+          <w:cantSplit/>
           <w:jc w:val="center"/>
         </w:trPr>
         <w:tc>
@@ -7301,13 +7450,14 @@
                 <w:sz w:val="24"/>
                 <w:szCs w:val="24"/>
               </w:rPr>
-              <w:t>Memberi informasi risiko, menilai bersama Staff Legal bila diperlukan, melaksanakan mitigasi, dan menyampaikan bukti (Ketentuan butir 2, 3, 8, 9).</w:t>
+              <w:t>Memberi informasi risiko, ikut menilai bersama Staff Legal jika perlu, melaksanakan mitigasi, dan menyampaikan bukti.</w:t>
             </w:r>
           </w:p>
         </w:tc>
       </w:tr>
       <w:tr>
         <w:trPr>
+          <w:cantSplit/>
           <w:jc w:val="center"/>
         </w:trPr>
         <w:tc>
@@ -7362,7 +7512,7 @@
                 <w:sz w:val="24"/>
                 <w:szCs w:val="24"/>
               </w:rPr>
-              <w:t>Meninjau risiko yang dieskalasi dan menentukan tindak lanjut (Ketentuan butir 12 sampai 14, 16).</w:t>
+              <w:t>Meninjau risiko yang dieskalasi dan menentukan tindak lanjut.</w:t>
             </w:r>
           </w:p>
         </w:tc>
@@ -7413,7 +7563,7 @@
           <w:sz w:val="24"/>
           <w:szCs w:val="24"/>
         </w:rPr>
-        <w:t xml:space="preserve">Pembagian tugas antara Staff Legal dan Line Manager Legal mengikuti pola SNX-LEG-SOP-01 dan berstatus (USULAN). Pembuat, pemeriksa, dan penyetuju dokumen ini tercantum di blok Approval pada halaman depan.</w:t>
+        <w:t xml:space="preserve">Pembagian tugas Staff Legal dan Line Manager Legal mengikuti pola SNX-LEG-SOP-01 (USULAN). Pembuat, pemeriksa, dan penyetuju dokumen ini tercantum di blok Approval.</w:t>
       </w:r>
     </w:p>
     <w:p>
@@ -7450,7 +7600,7 @@
           <w:sz w:val="24"/>
           <w:szCs w:val="24"/>
         </w:rPr>
-        <w:t xml:space="preserve">1. Sel Uraian Risiko, Penyebab/Pemicu, Dampak Potensial, Kemungkinan, Dampak, Nilai Risiko, Kategori Risiko, dan Pemilik Risiko kosong. Staff Legal mengisinya sesudah risiko dinilai.</w:t>
+        <w:t xml:space="preserve">1. Sel Uraian Risiko, Penyebab/Pemicu, Dampak Potensial, Kemungkinan, Dampak, Nilai Risiko, Kategori Risiko, dan Pemilik Risiko masih kosong. Isi setelah risiko dinilai.</w:t>
       </w:r>
     </w:p>
     <w:p>
@@ -7474,7 +7624,7 @@
           <w:sz w:val="24"/>
           <w:szCs w:val="24"/>
         </w:rPr>
-        <w:t xml:space="preserve">2. Uraian Risiko memuat peristiwa yang dapat terjadi pada area itu. Penyebab/Pemicu memuat hal yang memicunya. Dampak Potensial memuat akibat bila peristiwa itu terjadi.</w:t>
+        <w:t xml:space="preserve">2. Di Uraian Risiko, tulis peristiwa yang dapat terjadi pada area itu. Di Penyebab/Pemicu, tulis pemicunya. Di Dampak Potensial, tulis akibatnya jika peristiwa itu terjadi.</w:t>
       </w:r>
     </w:p>
     <w:p>
@@ -7498,7 +7648,7 @@
           <w:sz w:val="24"/>
           <w:szCs w:val="24"/>
         </w:rPr>
-        <w:t xml:space="preserve">3. Staff Legal menambah baris bila satu area memiliki lebih dari satu risiko, dengan nomor urut berikutnya dan nama area yang sama.</w:t>
+        <w:t xml:space="preserve">3. Tambah baris jika satu area punya lebih dari satu risiko, dengan nomor urut berikutnya dan nama area yang sama.</w:t>
       </w:r>
     </w:p>
     <w:p>
@@ -7522,7 +7672,7 @@
           <w:sz w:val="24"/>
           <w:szCs w:val="24"/>
         </w:rPr>
-        <w:t xml:space="preserve">4. Nomor baris tabel Penilaian Risiko sama dengan tabel Identifikasi Risiko. Kemungkinan dan Dampak diisi angka 1 sampai 5 menurut skala.</w:t>
+        <w:t xml:space="preserve">4. Pakai nomor baris yang sama di tabel Penilaian Risiko dan Identifikasi Risiko. Isi Kemungkinan dan Dampak dengan angka 1 sampai 5 sesuai skala.</w:t>
       </w:r>
     </w:p>
     <w:p>
@@ -7546,7 +7696,7 @@
           <w:sz w:val="24"/>
           <w:szCs w:val="24"/>
         </w:rPr>
-        <w:t xml:space="preserve">5. Nilai Risiko diisi hasil perkalian Kemungkinan dan Dampak. Kategori Risiko diisi menurut tabel Kategori Risiko.</w:t>
+        <w:t xml:space="preserve">5. Isi Nilai Risiko dengan hasil perkalian Kemungkinan dan Dampak, lalu isi Kategori Risiko menurut tabel Kategori Risiko.</w:t>
       </w:r>
     </w:p>
     <w:p>
@@ -7570,7 +7720,7 @@
           <w:sz w:val="24"/>
           <w:szCs w:val="24"/>
         </w:rPr>
-        <w:t xml:space="preserve">6. Kolom Pemilik Risiko dan Penanggung Jawab memuat nama jabatan menurut SNX-HR-ORG-01, bukan nama orang (USULAN).</w:t>
+        <w:t xml:space="preserve">6. Di kolom Pemilik Risiko dan Penanggung Jawab, tulis nama jabatan menurut SNX-HR-ORG-01, bukan nama orang (USULAN).</w:t>
       </w:r>
     </w:p>
     <w:p>
@@ -7594,7 +7744,7 @@
           <w:sz w:val="24"/>
           <w:szCs w:val="24"/>
         </w:rPr>
-        <w:t xml:space="preserve">7. Kolom Risiko yang Ditangani pada tabel Rencana Mitigasi memuat nomor dan area dari tabel Identifikasi Risiko. Nomor baris tabel Pelaksanaan Mitigasi sama dengan tabel Rencana Mitigasi.</w:t>
+        <w:t xml:space="preserve">7. Di kolom Risiko yang Ditangani pada tabel Rencana Mitigasi, tulis nomor dan area dari tabel Identifikasi Risiko. Pakai nomor baris yang sama di tabel Pelaksanaan Mitigasi.</w:t>
       </w:r>
     </w:p>
     <w:p>
@@ -7618,7 +7768,7 @@
           <w:sz w:val="24"/>
           <w:szCs w:val="24"/>
         </w:rPr>
-        <w:t xml:space="preserve">8. Kolom Bukti Penyelesaian pada tabel Pelaksanaan Mitigasi memuat lokasi berkas bukti. Kolom Status memuat keadaan terakhir tindakan.</w:t>
+        <w:t xml:space="preserve">8. Di kolom Bukti Penyelesaian, tulis lokasi berkas bukti. Di kolom Status, tulis keadaan terakhir tindakan.</w:t>
       </w:r>
     </w:p>
     <w:p>
@@ -7642,7 +7792,7 @@
           <w:sz w:val="24"/>
           <w:szCs w:val="24"/>
         </w:rPr>
-        <w:t xml:space="preserve">9. Staff Legal mengisi tabel Ringkasan Risiko dari hasil penilaian aktual. Risiko yang belum dinilai tidak boleh dimasukkan ke kategori Rendah secara otomatis, dan tidak dihitung pada Total Risiko yang Dinilai.</w:t>
+        <w:t xml:space="preserve">9. Isi tabel Ringkasan Risiko dari hasil penilaian aktual. Risiko yang belum dinilai tidak otomatis masuk kategori Rendah dan tidak dihitung pada Total Risiko yang Dinilai.</w:t>
       </w:r>
     </w:p>
     <w:p>
@@ -7666,7 +7816,7 @@
           <w:sz w:val="24"/>
           <w:szCs w:val="24"/>
         </w:rPr>
-        <w:t xml:space="preserve">10. Tabel Riwayat Penilaian dan Status diisi satu baris untuk tiap perubahan. Kolom Perubahan memuat nilai atau status sebelum dan sesudah.</w:t>
+        <w:t xml:space="preserve">10. Isi tabel Riwayat Penilaian dan Status satu baris untuk setiap perubahan. Di kolom Perubahan, tulis nilai atau status sebelum dan setelahnya.</w:t>
       </w:r>
     </w:p>
     <w:p>
@@ -7709,6 +7859,7 @@
     <w:p>
       <w:pPr>
         <w:pStyle w:val="Heading2"/>
+        <w:keepNext/>
         <w:numPr>
           <w:ilvl w:val="1"/>
           <w:numId w:val="7"/>
@@ -7737,6 +7888,8 @@
       </w:tblGrid>
       <w:tr>
         <w:trPr>
+          <w:cantSplit/>
+          <w:tblHeader/>
           <w:jc w:val="center"/>
         </w:trPr>
         <w:tc>
@@ -7752,6 +7905,7 @@
           </w:tcPr>
           <w:p>
             <w:pPr>
+              <w:keepNext/>
               <w:jc w:val="center"/>
               <w:rPr>
                 <w:sz w:val="24"/>
@@ -7782,6 +7936,7 @@
           </w:tcPr>
           <w:p>
             <w:pPr>
+              <w:keepNext/>
               <w:jc w:val="center"/>
               <w:rPr>
                 <w:sz w:val="24"/>
@@ -7812,6 +7967,7 @@
           </w:tcPr>
           <w:p>
             <w:pPr>
+              <w:keepNext/>
               <w:jc w:val="center"/>
               <w:rPr>
                 <w:sz w:val="24"/>
@@ -7842,6 +7998,7 @@
           </w:tcPr>
           <w:p>
             <w:pPr>
+              <w:keepNext/>
               <w:jc w:val="center"/>
               <w:rPr>
                 <w:sz w:val="24"/>
@@ -7872,6 +8029,7 @@
           </w:tcPr>
           <w:p>
             <w:pPr>
+              <w:keepNext/>
               <w:jc w:val="center"/>
               <w:rPr>
                 <w:sz w:val="24"/>
@@ -7892,6 +8050,7 @@
       </w:tr>
       <w:tr>
         <w:trPr>
+          <w:cantSplit/>
           <w:jc w:val="center"/>
         </w:trPr>
         <w:tc>
@@ -7963,7 +8122,7 @@
           </w:tcPr>
           <w:p>
             <w:pPr>
-              <w:jc w:val="both"/>
+              <w:jc w:val="left"/>
               <w:rPr>
                 <w:sz w:val="24"/>
                 <w:szCs w:val="24"/>
@@ -7991,7 +8150,7 @@
           </w:tcPr>
           <w:p>
             <w:pPr>
-              <w:jc w:val="both"/>
+              <w:jc w:val="left"/>
               <w:rPr>
                 <w:sz w:val="24"/>
                 <w:szCs w:val="24"/>
@@ -8019,7 +8178,7 @@
           </w:tcPr>
           <w:p>
             <w:pPr>
-              <w:jc w:val="both"/>
+              <w:jc w:val="left"/>
               <w:rPr>
                 <w:sz w:val="24"/>
                 <w:szCs w:val="24"/>
@@ -8037,6 +8196,7 @@
       </w:tr>
       <w:tr>
         <w:trPr>
+          <w:cantSplit/>
           <w:jc w:val="center"/>
         </w:trPr>
         <w:tc>
@@ -8108,7 +8268,7 @@
           </w:tcPr>
           <w:p>
             <w:pPr>
-              <w:jc w:val="both"/>
+              <w:jc w:val="left"/>
               <w:rPr>
                 <w:sz w:val="24"/>
                 <w:szCs w:val="24"/>
@@ -8136,7 +8296,7 @@
           </w:tcPr>
           <w:p>
             <w:pPr>
-              <w:jc w:val="both"/>
+              <w:jc w:val="left"/>
               <w:rPr>
                 <w:sz w:val="24"/>
                 <w:szCs w:val="24"/>
@@ -8164,7 +8324,7 @@
           </w:tcPr>
           <w:p>
             <w:pPr>
-              <w:jc w:val="both"/>
+              <w:jc w:val="left"/>
               <w:rPr>
                 <w:sz w:val="24"/>
                 <w:szCs w:val="24"/>
@@ -8182,6 +8342,7 @@
       </w:tr>
       <w:tr>
         <w:trPr>
+          <w:cantSplit/>
           <w:jc w:val="center"/>
         </w:trPr>
         <w:tc>
@@ -8253,7 +8414,7 @@
           </w:tcPr>
           <w:p>
             <w:pPr>
-              <w:jc w:val="both"/>
+              <w:jc w:val="left"/>
               <w:rPr>
                 <w:sz w:val="24"/>
                 <w:szCs w:val="24"/>
@@ -8281,7 +8442,7 @@
           </w:tcPr>
           <w:p>
             <w:pPr>
-              <w:jc w:val="both"/>
+              <w:jc w:val="left"/>
               <w:rPr>
                 <w:sz w:val="24"/>
                 <w:szCs w:val="24"/>
@@ -8309,7 +8470,7 @@
           </w:tcPr>
           <w:p>
             <w:pPr>
-              <w:jc w:val="both"/>
+              <w:jc w:val="left"/>
               <w:rPr>
                 <w:sz w:val="24"/>
                 <w:szCs w:val="24"/>
@@ -8327,6 +8488,7 @@
       </w:tr>
       <w:tr>
         <w:trPr>
+          <w:cantSplit/>
           <w:jc w:val="center"/>
         </w:trPr>
         <w:tc>
@@ -8398,7 +8560,7 @@
           </w:tcPr>
           <w:p>
             <w:pPr>
-              <w:jc w:val="both"/>
+              <w:jc w:val="left"/>
               <w:rPr>
                 <w:sz w:val="24"/>
                 <w:szCs w:val="24"/>
@@ -8426,7 +8588,7 @@
           </w:tcPr>
           <w:p>
             <w:pPr>
-              <w:jc w:val="both"/>
+              <w:jc w:val="left"/>
               <w:rPr>
                 <w:sz w:val="24"/>
                 <w:szCs w:val="24"/>
@@ -8454,7 +8616,7 @@
           </w:tcPr>
           <w:p>
             <w:pPr>
-              <w:jc w:val="both"/>
+              <w:jc w:val="left"/>
               <w:rPr>
                 <w:sz w:val="24"/>
                 <w:szCs w:val="24"/>
@@ -8472,6 +8634,7 @@
       </w:tr>
       <w:tr>
         <w:trPr>
+          <w:cantSplit/>
           <w:jc w:val="center"/>
         </w:trPr>
         <w:tc>
@@ -8543,7 +8706,7 @@
           </w:tcPr>
           <w:p>
             <w:pPr>
-              <w:jc w:val="both"/>
+              <w:jc w:val="left"/>
               <w:rPr>
                 <w:sz w:val="24"/>
                 <w:szCs w:val="24"/>
@@ -8571,7 +8734,7 @@
           </w:tcPr>
           <w:p>
             <w:pPr>
-              <w:jc w:val="both"/>
+              <w:jc w:val="left"/>
               <w:rPr>
                 <w:sz w:val="24"/>
                 <w:szCs w:val="24"/>
@@ -8599,7 +8762,7 @@
           </w:tcPr>
           <w:p>
             <w:pPr>
-              <w:jc w:val="both"/>
+              <w:jc w:val="left"/>
               <w:rPr>
                 <w:sz w:val="24"/>
                 <w:szCs w:val="24"/>
@@ -8617,6 +8780,7 @@
       </w:tr>
       <w:tr>
         <w:trPr>
+          <w:cantSplit/>
           <w:jc w:val="center"/>
         </w:trPr>
         <w:tc>
@@ -8688,7 +8852,7 @@
           </w:tcPr>
           <w:p>
             <w:pPr>
-              <w:jc w:val="both"/>
+              <w:jc w:val="left"/>
               <w:rPr>
                 <w:sz w:val="24"/>
                 <w:szCs w:val="24"/>
@@ -8716,7 +8880,7 @@
           </w:tcPr>
           <w:p>
             <w:pPr>
-              <w:jc w:val="both"/>
+              <w:jc w:val="left"/>
               <w:rPr>
                 <w:sz w:val="24"/>
                 <w:szCs w:val="24"/>
@@ -8744,7 +8908,7 @@
           </w:tcPr>
           <w:p>
             <w:pPr>
-              <w:jc w:val="both"/>
+              <w:jc w:val="left"/>
               <w:rPr>
                 <w:sz w:val="24"/>
                 <w:szCs w:val="24"/>
@@ -8762,6 +8926,7 @@
       </w:tr>
       <w:tr>
         <w:trPr>
+          <w:cantSplit/>
           <w:jc w:val="center"/>
         </w:trPr>
         <w:tc>
@@ -8833,7 +8998,7 @@
           </w:tcPr>
           <w:p>
             <w:pPr>
-              <w:jc w:val="both"/>
+              <w:jc w:val="left"/>
               <w:rPr>
                 <w:sz w:val="24"/>
                 <w:szCs w:val="24"/>
@@ -8861,7 +9026,7 @@
           </w:tcPr>
           <w:p>
             <w:pPr>
-              <w:jc w:val="both"/>
+              <w:jc w:val="left"/>
               <w:rPr>
                 <w:sz w:val="24"/>
                 <w:szCs w:val="24"/>
@@ -8889,7 +9054,7 @@
           </w:tcPr>
           <w:p>
             <w:pPr>
-              <w:jc w:val="both"/>
+              <w:jc w:val="left"/>
               <w:rPr>
                 <w:sz w:val="24"/>
                 <w:szCs w:val="24"/>
@@ -8907,6 +9072,7 @@
       </w:tr>
       <w:tr>
         <w:trPr>
+          <w:cantSplit/>
           <w:jc w:val="center"/>
         </w:trPr>
         <w:tc>
@@ -8978,7 +9144,7 @@
           </w:tcPr>
           <w:p>
             <w:pPr>
-              <w:jc w:val="both"/>
+              <w:jc w:val="left"/>
               <w:rPr>
                 <w:sz w:val="24"/>
                 <w:szCs w:val="24"/>
@@ -9006,7 +9172,7 @@
           </w:tcPr>
           <w:p>
             <w:pPr>
-              <w:jc w:val="both"/>
+              <w:jc w:val="left"/>
               <w:rPr>
                 <w:sz w:val="24"/>
                 <w:szCs w:val="24"/>
@@ -9034,7 +9200,7 @@
           </w:tcPr>
           <w:p>
             <w:pPr>
-              <w:jc w:val="both"/>
+              <w:jc w:val="left"/>
               <w:rPr>
                 <w:sz w:val="24"/>
                 <w:szCs w:val="24"/>
@@ -9078,6 +9244,7 @@
     <w:p>
       <w:pPr>
         <w:pStyle w:val="Heading2"/>
+        <w:keepNext/>
         <w:numPr>
           <w:ilvl w:val="1"/>
           <w:numId w:val="7"/>
@@ -9107,6 +9274,8 @@
       </w:tblGrid>
       <w:tr>
         <w:trPr>
+          <w:cantSplit/>
+          <w:tblHeader/>
           <w:jc w:val="center"/>
         </w:trPr>
         <w:tc>
@@ -9122,6 +9291,7 @@
           </w:tcPr>
           <w:p>
             <w:pPr>
+              <w:keepNext/>
               <w:jc w:val="center"/>
               <w:rPr>
                 <w:sz w:val="24"/>
@@ -9152,6 +9322,7 @@
           </w:tcPr>
           <w:p>
             <w:pPr>
+              <w:keepNext/>
               <w:jc w:val="center"/>
               <w:rPr>
                 <w:sz w:val="24"/>
@@ -9182,6 +9353,7 @@
           </w:tcPr>
           <w:p>
             <w:pPr>
+              <w:keepNext/>
               <w:jc w:val="center"/>
               <w:rPr>
                 <w:sz w:val="24"/>
@@ -9212,6 +9384,7 @@
           </w:tcPr>
           <w:p>
             <w:pPr>
+              <w:keepNext/>
               <w:jc w:val="center"/>
               <w:rPr>
                 <w:sz w:val="24"/>
@@ -9242,6 +9415,7 @@
           </w:tcPr>
           <w:p>
             <w:pPr>
+              <w:keepNext/>
               <w:jc w:val="center"/>
               <w:rPr>
                 <w:sz w:val="24"/>
@@ -9272,6 +9446,7 @@
           </w:tcPr>
           <w:p>
             <w:pPr>
+              <w:keepNext/>
               <w:jc w:val="center"/>
               <w:rPr>
                 <w:sz w:val="24"/>
@@ -9292,6 +9467,7 @@
       </w:tr>
       <w:tr>
         <w:trPr>
+          <w:cantSplit/>
           <w:jc w:val="center"/>
         </w:trPr>
         <w:tc>
@@ -9362,7 +9538,7 @@
           </w:tcPr>
           <w:p>
             <w:pPr>
-              <w:jc w:val="both"/>
+              <w:jc w:val="left"/>
               <w:rPr>
                 <w:sz w:val="24"/>
                 <w:szCs w:val="24"/>
@@ -9390,7 +9566,7 @@
           </w:tcPr>
           <w:p>
             <w:pPr>
-              <w:jc w:val="both"/>
+              <w:jc w:val="left"/>
               <w:rPr>
                 <w:sz w:val="24"/>
                 <w:szCs w:val="24"/>
@@ -9418,7 +9594,7 @@
           </w:tcPr>
           <w:p>
             <w:pPr>
-              <w:jc w:val="both"/>
+              <w:jc w:val="left"/>
               <w:rPr>
                 <w:sz w:val="24"/>
                 <w:szCs w:val="24"/>
@@ -9446,7 +9622,7 @@
           </w:tcPr>
           <w:p>
             <w:pPr>
-              <w:jc w:val="both"/>
+              <w:jc w:val="left"/>
               <w:rPr>
                 <w:sz w:val="24"/>
                 <w:szCs w:val="24"/>
@@ -9464,6 +9640,7 @@
       </w:tr>
       <w:tr>
         <w:trPr>
+          <w:cantSplit/>
           <w:jc w:val="center"/>
         </w:trPr>
         <w:tc>
@@ -9534,7 +9711,7 @@
           </w:tcPr>
           <w:p>
             <w:pPr>
-              <w:jc w:val="both"/>
+              <w:jc w:val="left"/>
               <w:rPr>
                 <w:sz w:val="24"/>
                 <w:szCs w:val="24"/>
@@ -9562,7 +9739,7 @@
           </w:tcPr>
           <w:p>
             <w:pPr>
-              <w:jc w:val="both"/>
+              <w:jc w:val="left"/>
               <w:rPr>
                 <w:sz w:val="24"/>
                 <w:szCs w:val="24"/>
@@ -9590,7 +9767,7 @@
           </w:tcPr>
           <w:p>
             <w:pPr>
-              <w:jc w:val="both"/>
+              <w:jc w:val="left"/>
               <w:rPr>
                 <w:sz w:val="24"/>
                 <w:szCs w:val="24"/>
@@ -9618,7 +9795,7 @@
           </w:tcPr>
           <w:p>
             <w:pPr>
-              <w:jc w:val="both"/>
+              <w:jc w:val="left"/>
               <w:rPr>
                 <w:sz w:val="24"/>
                 <w:szCs w:val="24"/>
@@ -9636,6 +9813,7 @@
       </w:tr>
       <w:tr>
         <w:trPr>
+          <w:cantSplit/>
           <w:jc w:val="center"/>
         </w:trPr>
         <w:tc>
@@ -9706,7 +9884,7 @@
           </w:tcPr>
           <w:p>
             <w:pPr>
-              <w:jc w:val="both"/>
+              <w:jc w:val="left"/>
               <w:rPr>
                 <w:sz w:val="24"/>
                 <w:szCs w:val="24"/>
@@ -9734,7 +9912,7 @@
           </w:tcPr>
           <w:p>
             <w:pPr>
-              <w:jc w:val="both"/>
+              <w:jc w:val="left"/>
               <w:rPr>
                 <w:sz w:val="24"/>
                 <w:szCs w:val="24"/>
@@ -9762,7 +9940,7 @@
           </w:tcPr>
           <w:p>
             <w:pPr>
-              <w:jc w:val="both"/>
+              <w:jc w:val="left"/>
               <w:rPr>
                 <w:sz w:val="24"/>
                 <w:szCs w:val="24"/>
@@ -9790,7 +9968,7 @@
           </w:tcPr>
           <w:p>
             <w:pPr>
-              <w:jc w:val="both"/>
+              <w:jc w:val="left"/>
               <w:rPr>
                 <w:sz w:val="24"/>
                 <w:szCs w:val="24"/>
@@ -9808,6 +9986,7 @@
       </w:tr>
       <w:tr>
         <w:trPr>
+          <w:cantSplit/>
           <w:jc w:val="center"/>
         </w:trPr>
         <w:tc>
@@ -9878,7 +10057,7 @@
           </w:tcPr>
           <w:p>
             <w:pPr>
-              <w:jc w:val="both"/>
+              <w:jc w:val="left"/>
               <w:rPr>
                 <w:sz w:val="24"/>
                 <w:szCs w:val="24"/>
@@ -9906,7 +10085,7 @@
           </w:tcPr>
           <w:p>
             <w:pPr>
-              <w:jc w:val="both"/>
+              <w:jc w:val="left"/>
               <w:rPr>
                 <w:sz w:val="24"/>
                 <w:szCs w:val="24"/>
@@ -9934,7 +10113,7 @@
           </w:tcPr>
           <w:p>
             <w:pPr>
-              <w:jc w:val="both"/>
+              <w:jc w:val="left"/>
               <w:rPr>
                 <w:sz w:val="24"/>
                 <w:szCs w:val="24"/>
@@ -9962,7 +10141,7 @@
           </w:tcPr>
           <w:p>
             <w:pPr>
-              <w:jc w:val="both"/>
+              <w:jc w:val="left"/>
               <w:rPr>
                 <w:sz w:val="24"/>
                 <w:szCs w:val="24"/>
@@ -9980,6 +10159,7 @@
       </w:tr>
       <w:tr>
         <w:trPr>
+          <w:cantSplit/>
           <w:jc w:val="center"/>
         </w:trPr>
         <w:tc>
@@ -10050,7 +10230,7 @@
           </w:tcPr>
           <w:p>
             <w:pPr>
-              <w:jc w:val="both"/>
+              <w:jc w:val="left"/>
               <w:rPr>
                 <w:sz w:val="24"/>
                 <w:szCs w:val="24"/>
@@ -10078,7 +10258,7 @@
           </w:tcPr>
           <w:p>
             <w:pPr>
-              <w:jc w:val="both"/>
+              <w:jc w:val="left"/>
               <w:rPr>
                 <w:sz w:val="24"/>
                 <w:szCs w:val="24"/>
@@ -10106,7 +10286,7 @@
           </w:tcPr>
           <w:p>
             <w:pPr>
-              <w:jc w:val="both"/>
+              <w:jc w:val="left"/>
               <w:rPr>
                 <w:sz w:val="24"/>
                 <w:szCs w:val="24"/>
@@ -10134,7 +10314,7 @@
           </w:tcPr>
           <w:p>
             <w:pPr>
-              <w:jc w:val="both"/>
+              <w:jc w:val="left"/>
               <w:rPr>
                 <w:sz w:val="24"/>
                 <w:szCs w:val="24"/>
@@ -10152,6 +10332,7 @@
       </w:tr>
       <w:tr>
         <w:trPr>
+          <w:cantSplit/>
           <w:jc w:val="center"/>
         </w:trPr>
         <w:tc>
@@ -10222,7 +10403,7 @@
           </w:tcPr>
           <w:p>
             <w:pPr>
-              <w:jc w:val="both"/>
+              <w:jc w:val="left"/>
               <w:rPr>
                 <w:sz w:val="24"/>
                 <w:szCs w:val="24"/>
@@ -10250,7 +10431,7 @@
           </w:tcPr>
           <w:p>
             <w:pPr>
-              <w:jc w:val="both"/>
+              <w:jc w:val="left"/>
               <w:rPr>
                 <w:sz w:val="24"/>
                 <w:szCs w:val="24"/>
@@ -10278,7 +10459,7 @@
           </w:tcPr>
           <w:p>
             <w:pPr>
-              <w:jc w:val="both"/>
+              <w:jc w:val="left"/>
               <w:rPr>
                 <w:sz w:val="24"/>
                 <w:szCs w:val="24"/>
@@ -10306,7 +10487,7 @@
           </w:tcPr>
           <w:p>
             <w:pPr>
-              <w:jc w:val="both"/>
+              <w:jc w:val="left"/>
               <w:rPr>
                 <w:sz w:val="24"/>
                 <w:szCs w:val="24"/>
@@ -10324,6 +10505,7 @@
       </w:tr>
       <w:tr>
         <w:trPr>
+          <w:cantSplit/>
           <w:jc w:val="center"/>
         </w:trPr>
         <w:tc>
@@ -10394,7 +10576,7 @@
           </w:tcPr>
           <w:p>
             <w:pPr>
-              <w:jc w:val="both"/>
+              <w:jc w:val="left"/>
               <w:rPr>
                 <w:sz w:val="24"/>
                 <w:szCs w:val="24"/>
@@ -10422,7 +10604,7 @@
           </w:tcPr>
           <w:p>
             <w:pPr>
-              <w:jc w:val="both"/>
+              <w:jc w:val="left"/>
               <w:rPr>
                 <w:sz w:val="24"/>
                 <w:szCs w:val="24"/>
@@ -10450,7 +10632,7 @@
           </w:tcPr>
           <w:p>
             <w:pPr>
-              <w:jc w:val="both"/>
+              <w:jc w:val="left"/>
               <w:rPr>
                 <w:sz w:val="24"/>
                 <w:szCs w:val="24"/>
@@ -10478,7 +10660,7 @@
           </w:tcPr>
           <w:p>
             <w:pPr>
-              <w:jc w:val="both"/>
+              <w:jc w:val="left"/>
               <w:rPr>
                 <w:sz w:val="24"/>
                 <w:szCs w:val="24"/>
@@ -10496,6 +10678,7 @@
       </w:tr>
       <w:tr>
         <w:trPr>
+          <w:cantSplit/>
           <w:jc w:val="center"/>
         </w:trPr>
         <w:tc>
@@ -10566,7 +10749,7 @@
           </w:tcPr>
           <w:p>
             <w:pPr>
-              <w:jc w:val="both"/>
+              <w:jc w:val="left"/>
               <w:rPr>
                 <w:sz w:val="24"/>
                 <w:szCs w:val="24"/>
@@ -10594,7 +10777,7 @@
           </w:tcPr>
           <w:p>
             <w:pPr>
-              <w:jc w:val="both"/>
+              <w:jc w:val="left"/>
               <w:rPr>
                 <w:sz w:val="24"/>
                 <w:szCs w:val="24"/>
@@ -10622,7 +10805,7 @@
           </w:tcPr>
           <w:p>
             <w:pPr>
-              <w:jc w:val="both"/>
+              <w:jc w:val="left"/>
               <w:rPr>
                 <w:sz w:val="24"/>
                 <w:szCs w:val="24"/>
@@ -10650,7 +10833,7 @@
           </w:tcPr>
           <w:p>
             <w:pPr>
-              <w:jc w:val="both"/>
+              <w:jc w:val="left"/>
               <w:rPr>
                 <w:sz w:val="24"/>
                 <w:szCs w:val="24"/>
@@ -10694,6 +10877,7 @@
     <w:p>
       <w:pPr>
         <w:pStyle w:val="Heading2"/>
+        <w:keepNext/>
         <w:numPr>
           <w:ilvl w:val="1"/>
           <w:numId w:val="7"/>
@@ -10721,6 +10905,8 @@
       </w:tblGrid>
       <w:tr>
         <w:trPr>
+          <w:cantSplit/>
+          <w:tblHeader/>
           <w:jc w:val="center"/>
         </w:trPr>
         <w:tc>
@@ -10736,6 +10922,7 @@
           </w:tcPr>
           <w:p>
             <w:pPr>
+              <w:keepNext/>
               <w:jc w:val="center"/>
               <w:rPr>
                 <w:sz w:val="24"/>
@@ -10766,6 +10953,7 @@
           </w:tcPr>
           <w:p>
             <w:pPr>
+              <w:keepNext/>
               <w:jc w:val="center"/>
               <w:rPr>
                 <w:sz w:val="24"/>
@@ -10796,6 +10984,7 @@
           </w:tcPr>
           <w:p>
             <w:pPr>
+              <w:keepNext/>
               <w:jc w:val="center"/>
               <w:rPr>
                 <w:sz w:val="24"/>
@@ -10826,6 +11015,7 @@
           </w:tcPr>
           <w:p>
             <w:pPr>
+              <w:keepNext/>
               <w:jc w:val="center"/>
               <w:rPr>
                 <w:sz w:val="24"/>
@@ -10846,6 +11036,7 @@
       </w:tr>
       <w:tr>
         <w:trPr>
+          <w:cantSplit/>
           <w:jc w:val="center"/>
         </w:trPr>
         <w:tc>
@@ -10916,7 +11107,7 @@
           </w:tcPr>
           <w:p>
             <w:pPr>
-              <w:jc w:val="both"/>
+              <w:jc w:val="left"/>
               <w:rPr>
                 <w:sz w:val="24"/>
                 <w:szCs w:val="24"/>
@@ -10944,7 +11135,7 @@
           </w:tcPr>
           <w:p>
             <w:pPr>
-              <w:jc w:val="both"/>
+              <w:jc w:val="left"/>
               <w:rPr>
                 <w:sz w:val="24"/>
                 <w:szCs w:val="24"/>
@@ -10962,6 +11153,7 @@
       </w:tr>
       <w:tr>
         <w:trPr>
+          <w:cantSplit/>
           <w:jc w:val="center"/>
         </w:trPr>
         <w:tc>
@@ -11032,7 +11224,7 @@
           </w:tcPr>
           <w:p>
             <w:pPr>
-              <w:jc w:val="both"/>
+              <w:jc w:val="left"/>
               <w:rPr>
                 <w:sz w:val="24"/>
                 <w:szCs w:val="24"/>
@@ -11060,7 +11252,7 @@
           </w:tcPr>
           <w:p>
             <w:pPr>
-              <w:jc w:val="both"/>
+              <w:jc w:val="left"/>
               <w:rPr>
                 <w:sz w:val="24"/>
                 <w:szCs w:val="24"/>
@@ -11078,6 +11270,7 @@
       </w:tr>
       <w:tr>
         <w:trPr>
+          <w:cantSplit/>
           <w:jc w:val="center"/>
         </w:trPr>
         <w:tc>
@@ -11148,7 +11341,7 @@
           </w:tcPr>
           <w:p>
             <w:pPr>
-              <w:jc w:val="both"/>
+              <w:jc w:val="left"/>
               <w:rPr>
                 <w:sz w:val="24"/>
                 <w:szCs w:val="24"/>
@@ -11176,7 +11369,7 @@
           </w:tcPr>
           <w:p>
             <w:pPr>
-              <w:jc w:val="both"/>
+              <w:jc w:val="left"/>
               <w:rPr>
                 <w:sz w:val="24"/>
                 <w:szCs w:val="24"/>
@@ -11220,6 +11413,7 @@
     <w:p>
       <w:pPr>
         <w:pStyle w:val="Heading2"/>
+        <w:keepNext/>
         <w:numPr>
           <w:ilvl w:val="1"/>
           <w:numId w:val="7"/>
@@ -11247,6 +11441,8 @@
       </w:tblGrid>
       <w:tr>
         <w:trPr>
+          <w:cantSplit/>
+          <w:tblHeader/>
           <w:jc w:val="center"/>
         </w:trPr>
         <w:tc>
@@ -11262,6 +11458,7 @@
           </w:tcPr>
           <w:p>
             <w:pPr>
+              <w:keepNext/>
               <w:jc w:val="center"/>
               <w:rPr>
                 <w:sz w:val="24"/>
@@ -11292,6 +11489,7 @@
           </w:tcPr>
           <w:p>
             <w:pPr>
+              <w:keepNext/>
               <w:jc w:val="center"/>
               <w:rPr>
                 <w:sz w:val="24"/>
@@ -11322,6 +11520,7 @@
           </w:tcPr>
           <w:p>
             <w:pPr>
+              <w:keepNext/>
               <w:jc w:val="center"/>
               <w:rPr>
                 <w:sz w:val="24"/>
@@ -11352,6 +11551,7 @@
           </w:tcPr>
           <w:p>
             <w:pPr>
+              <w:keepNext/>
               <w:jc w:val="center"/>
               <w:rPr>
                 <w:sz w:val="24"/>
@@ -11372,6 +11572,7 @@
       </w:tr>
       <w:tr>
         <w:trPr>
+          <w:cantSplit/>
           <w:jc w:val="center"/>
         </w:trPr>
         <w:tc>
@@ -11442,7 +11643,7 @@
           </w:tcPr>
           <w:p>
             <w:pPr>
-              <w:jc w:val="both"/>
+              <w:jc w:val="left"/>
               <w:rPr>
                 <w:sz w:val="24"/>
                 <w:szCs w:val="24"/>
@@ -11470,7 +11671,7 @@
           </w:tcPr>
           <w:p>
             <w:pPr>
-              <w:jc w:val="both"/>
+              <w:jc w:val="left"/>
               <w:rPr>
                 <w:sz w:val="24"/>
                 <w:szCs w:val="24"/>
@@ -11488,6 +11689,7 @@
       </w:tr>
       <w:tr>
         <w:trPr>
+          <w:cantSplit/>
           <w:jc w:val="center"/>
         </w:trPr>
         <w:tc>
@@ -11558,7 +11760,7 @@
           </w:tcPr>
           <w:p>
             <w:pPr>
-              <w:jc w:val="both"/>
+              <w:jc w:val="left"/>
               <w:rPr>
                 <w:sz w:val="24"/>
                 <w:szCs w:val="24"/>
@@ -11586,7 +11788,7 @@
           </w:tcPr>
           <w:p>
             <w:pPr>
-              <w:jc w:val="both"/>
+              <w:jc w:val="left"/>
               <w:rPr>
                 <w:sz w:val="24"/>
                 <w:szCs w:val="24"/>
@@ -11604,6 +11806,7 @@
       </w:tr>
       <w:tr>
         <w:trPr>
+          <w:cantSplit/>
           <w:jc w:val="center"/>
         </w:trPr>
         <w:tc>
@@ -11674,7 +11877,7 @@
           </w:tcPr>
           <w:p>
             <w:pPr>
-              <w:jc w:val="both"/>
+              <w:jc w:val="left"/>
               <w:rPr>
                 <w:sz w:val="24"/>
                 <w:szCs w:val="24"/>
@@ -11702,7 +11905,7 @@
           </w:tcPr>
           <w:p>
             <w:pPr>
-              <w:jc w:val="both"/>
+              <w:jc w:val="left"/>
               <w:rPr>
                 <w:sz w:val="24"/>
                 <w:szCs w:val="24"/>
@@ -11746,6 +11949,7 @@
     <w:p>
       <w:pPr>
         <w:pStyle w:val="Heading2"/>
+        <w:keepNext/>
         <w:numPr>
           <w:ilvl w:val="1"/>
           <w:numId w:val="7"/>
@@ -11771,6 +11975,8 @@
       </w:tblGrid>
       <w:tr>
         <w:trPr>
+          <w:cantSplit/>
+          <w:tblHeader/>
           <w:jc w:val="center"/>
         </w:trPr>
         <w:tc>
@@ -11786,6 +11992,7 @@
           </w:tcPr>
           <w:p>
             <w:pPr>
+              <w:keepNext/>
               <w:jc w:val="center"/>
               <w:rPr>
                 <w:sz w:val="24"/>
@@ -11816,6 +12023,7 @@
           </w:tcPr>
           <w:p>
             <w:pPr>
+              <w:keepNext/>
               <w:jc w:val="center"/>
               <w:rPr>
                 <w:sz w:val="24"/>
@@ -11836,6 +12044,7 @@
       </w:tr>
       <w:tr>
         <w:trPr>
+          <w:cantSplit/>
           <w:jc w:val="center"/>
         </w:trPr>
         <w:tc>
@@ -11896,6 +12105,7 @@
       </w:tr>
       <w:tr>
         <w:trPr>
+          <w:cantSplit/>
           <w:jc w:val="center"/>
         </w:trPr>
         <w:tc>
@@ -11956,6 +12166,7 @@
       </w:tr>
       <w:tr>
         <w:trPr>
+          <w:cantSplit/>
           <w:jc w:val="center"/>
         </w:trPr>
         <w:tc>
@@ -12016,6 +12227,7 @@
       </w:tr>
       <w:tr>
         <w:trPr>
+          <w:cantSplit/>
           <w:jc w:val="center"/>
         </w:trPr>
         <w:tc>
@@ -12076,6 +12288,7 @@
       </w:tr>
       <w:tr>
         <w:trPr>
+          <w:cantSplit/>
           <w:jc w:val="center"/>
         </w:trPr>
         <w:tc>
@@ -12162,6 +12375,7 @@
     <w:p>
       <w:pPr>
         <w:pStyle w:val="Heading2"/>
+        <w:keepNext/>
         <w:numPr>
           <w:ilvl w:val="1"/>
           <w:numId w:val="7"/>
@@ -12190,6 +12404,8 @@
       </w:tblGrid>
       <w:tr>
         <w:trPr>
+          <w:cantSplit/>
+          <w:tblHeader/>
           <w:jc w:val="center"/>
         </w:trPr>
         <w:tc>
@@ -12205,6 +12421,7 @@
           </w:tcPr>
           <w:p>
             <w:pPr>
+              <w:keepNext/>
               <w:jc w:val="center"/>
               <w:rPr>
                 <w:sz w:val="24"/>
@@ -12235,6 +12452,7 @@
           </w:tcPr>
           <w:p>
             <w:pPr>
+              <w:keepNext/>
               <w:jc w:val="center"/>
               <w:rPr>
                 <w:sz w:val="24"/>
@@ -12265,6 +12483,7 @@
           </w:tcPr>
           <w:p>
             <w:pPr>
+              <w:keepNext/>
               <w:jc w:val="center"/>
               <w:rPr>
                 <w:sz w:val="24"/>
@@ -12295,6 +12514,7 @@
           </w:tcPr>
           <w:p>
             <w:pPr>
+              <w:keepNext/>
               <w:jc w:val="center"/>
               <w:rPr>
                 <w:sz w:val="24"/>
@@ -12325,6 +12545,7 @@
           </w:tcPr>
           <w:p>
             <w:pPr>
+              <w:keepNext/>
               <w:jc w:val="center"/>
               <w:rPr>
                 <w:sz w:val="24"/>
@@ -12345,6 +12566,7 @@
       </w:tr>
       <w:tr>
         <w:trPr>
+          <w:cantSplit/>
           <w:jc w:val="center"/>
         </w:trPr>
         <w:tc>
@@ -12414,7 +12636,7 @@
           </w:tcPr>
           <w:p>
             <w:pPr>
-              <w:jc w:val="both"/>
+              <w:jc w:val="left"/>
               <w:rPr>
                 <w:sz w:val="24"/>
                 <w:szCs w:val="24"/>
@@ -12442,7 +12664,7 @@
           </w:tcPr>
           <w:p>
             <w:pPr>
-              <w:jc w:val="both"/>
+              <w:jc w:val="left"/>
               <w:rPr>
                 <w:sz w:val="24"/>
                 <w:szCs w:val="24"/>
@@ -12470,7 +12692,7 @@
           </w:tcPr>
           <w:p>
             <w:pPr>
-              <w:jc w:val="both"/>
+              <w:jc w:val="left"/>
               <w:rPr>
                 <w:sz w:val="24"/>
                 <w:szCs w:val="24"/>
@@ -12488,6 +12710,7 @@
       </w:tr>
       <w:tr>
         <w:trPr>
+          <w:cantSplit/>
           <w:jc w:val="center"/>
         </w:trPr>
         <w:tc>
@@ -12557,7 +12780,7 @@
           </w:tcPr>
           <w:p>
             <w:pPr>
-              <w:jc w:val="both"/>
+              <w:jc w:val="left"/>
               <w:rPr>
                 <w:sz w:val="24"/>
                 <w:szCs w:val="24"/>
@@ -12585,7 +12808,7 @@
           </w:tcPr>
           <w:p>
             <w:pPr>
-              <w:jc w:val="both"/>
+              <w:jc w:val="left"/>
               <w:rPr>
                 <w:sz w:val="24"/>
                 <w:szCs w:val="24"/>
@@ -12613,7 +12836,7 @@
           </w:tcPr>
           <w:p>
             <w:pPr>
-              <w:jc w:val="both"/>
+              <w:jc w:val="left"/>
               <w:rPr>
                 <w:sz w:val="24"/>
                 <w:szCs w:val="24"/>
@@ -12631,6 +12854,7 @@
       </w:tr>
       <w:tr>
         <w:trPr>
+          <w:cantSplit/>
           <w:jc w:val="center"/>
         </w:trPr>
         <w:tc>
@@ -12700,7 +12924,7 @@
           </w:tcPr>
           <w:p>
             <w:pPr>
-              <w:jc w:val="both"/>
+              <w:jc w:val="left"/>
               <w:rPr>
                 <w:sz w:val="24"/>
                 <w:szCs w:val="24"/>
@@ -12728,7 +12952,7 @@
           </w:tcPr>
           <w:p>
             <w:pPr>
-              <w:jc w:val="both"/>
+              <w:jc w:val="left"/>
               <w:rPr>
                 <w:sz w:val="24"/>
                 <w:szCs w:val="24"/>
@@ -12756,7 +12980,7 @@
           </w:tcPr>
           <w:p>
             <w:pPr>
-              <w:jc w:val="both"/>
+              <w:jc w:val="left"/>
               <w:rPr>
                 <w:sz w:val="24"/>
                 <w:szCs w:val="24"/>
@@ -12812,6 +13036,7 @@
     </w:p>
     <w:p>
       <w:pPr>
+        <w:keepNext/>
         <w:pBdr>
           <w:top w:val="nil"/>
           <w:left w:val="nil"/>
@@ -12849,6 +13074,8 @@
       </w:tblGrid>
       <w:tr>
         <w:trPr>
+          <w:cantSplit/>
+          <w:tblHeader/>
           <w:jc w:val="center"/>
         </w:trPr>
         <w:tc>
@@ -12864,6 +13091,7 @@
           </w:tcPr>
           <w:p>
             <w:pPr>
+              <w:keepNext/>
               <w:jc w:val="center"/>
               <w:rPr>
                 <w:sz w:val="24"/>
@@ -12894,6 +13122,7 @@
           </w:tcPr>
           <w:p>
             <w:pPr>
+              <w:keepNext/>
               <w:jc w:val="center"/>
               <w:rPr>
                 <w:sz w:val="24"/>
@@ -12914,6 +13143,7 @@
       </w:tr>
       <w:tr>
         <w:trPr>
+          <w:cantSplit/>
           <w:jc w:val="center"/>
         </w:trPr>
         <w:tc>
@@ -12975,6 +13205,7 @@
       </w:tr>
       <w:tr>
         <w:trPr>
+          <w:cantSplit/>
           <w:jc w:val="center"/>
         </w:trPr>
         <w:tc>
@@ -13036,6 +13267,7 @@
       </w:tr>
       <w:tr>
         <w:trPr>
+          <w:cantSplit/>
           <w:jc w:val="center"/>
         </w:trPr>
         <w:tc>
@@ -13090,13 +13322,14 @@
                 <w:sz w:val="24"/>
                 <w:szCs w:val="24"/>
               </w:rPr>
-              <w:t>Information Security Risk Assessment Register. Perkalian Kemungkinan dan Dampak sama dengan register ini, dengan kategori Tinggi 10 sampai 19 dan Kritis 20 sampai 25. Pada skala 1 sampai 5, kategori tiap sel sama dengan register ini dan hanya nama kategori teratas yang berbeda (Kritis, bukan Sangat Tinggi). Penyelarasan nama berstatus (USULAN).</w:t>
+              <w:t>Information Security Risk Assessment Register. Perkalian Kemungkinan dan Dampaknya sama dengan register ini, dengan kategori Tinggi 10 sampai 19 dan Kritis 20 sampai 25. Pada skala 1 sampai 5, kategori setiap sel sama; hanya nama kategori teratas yang berbeda (Kritis, bukan Sangat Tinggi). Penyelarasan nama berstatus (USULAN).</w:t>
             </w:r>
           </w:p>
         </w:tc>
       </w:tr>
       <w:tr>
         <w:trPr>
+          <w:cantSplit/>
           <w:jc w:val="center"/>
         </w:trPr>
         <w:tc>
@@ -13158,6 +13391,7 @@
       </w:tr>
       <w:tr>
         <w:trPr>
+          <w:cantSplit/>
           <w:jc w:val="center"/>
         </w:trPr>
         <w:tc>
@@ -13212,13 +13446,14 @@
                 <w:sz w:val="24"/>
                 <w:szCs w:val="24"/>
               </w:rPr>
-              <w:t>Legal Operational. Butir 4.17 sampai 4.19 memuat klasifikasi risiko kontrak dalam tiga tingkat tanpa skor. Risiko Tinggi menurut butir 4.17 dicatat dan dinilai di register ini (USULAN). Butir 4.24 memuat folder Google Drive departemen Legal sebagai repositori, dan prosedur 6.10 memuat laporan bulanan kepada Manajemen.</w:t>
+              <w:t>Legal Operational. Butir 4.17 sampai 4.19 memuat klasifikasi risiko kontrak dalam tiga tingkat tanpa skor. Risiko Tinggi menurut butir 4.17 dicatat dan dinilai di register ini (USULAN). Butir 4.24 memuat folder Google Drive Departemen Legal sebagai repositori, dan prosedur 6.10 memuat laporan bulanan kepada Manajemen.</w:t>
             </w:r>
           </w:p>
         </w:tc>
       </w:tr>
       <w:tr>
         <w:trPr>
+          <w:cantSplit/>
           <w:jc w:val="center"/>
         </w:trPr>
         <w:tc>
@@ -13273,13 +13508,14 @@
                 <w:sz w:val="24"/>
                 <w:szCs w:val="24"/>
               </w:rPr>
-              <w:t>Legal Document Control &amp; Retention. Kategori 6 memuat register Departemen Legal. Tempat usulan masa retensi.</w:t>
+              <w:t>Legal Document Control &amp; Retention. Kategori 6 memuat register Departemen Legal. Usulan masa simpan disusun di sana.</w:t>
             </w:r>
           </w:p>
         </w:tc>
       </w:tr>
       <w:tr>
         <w:trPr>
+          <w:cantSplit/>
           <w:jc w:val="center"/>
         </w:trPr>
         <w:tc>
@@ -13341,6 +13577,7 @@
       </w:tr>
       <w:tr>
         <w:trPr>
+          <w:cantSplit/>
           <w:jc w:val="center"/>
         </w:trPr>
         <w:tc>
@@ -13402,6 +13639,7 @@
       </w:tr>
       <w:tr>
         <w:trPr>
+          <w:cantSplit/>
           <w:jc w:val="center"/>
         </w:trPr>
         <w:tc>
@@ -13456,13 +13694,14 @@
                 <w:sz w:val="24"/>
                 <w:szCs w:val="24"/>
               </w:rPr>
-              <w:t>Customer Contract Review Checklist. Hasil evaluasi kontrak pelanggan menjadi dasar area Kontrak Pelanggan.</w:t>
+              <w:t>Customer Contract Review Checklist. Hasil penelaahan kontrak pelanggan menjadi dasar area Kontrak Pelanggan.</w:t>
             </w:r>
           </w:p>
         </w:tc>
       </w:tr>
       <w:tr>
         <w:trPr>
+          <w:cantSplit/>
           <w:jc w:val="center"/>
         </w:trPr>
         <w:tc>
@@ -13517,13 +13756,14 @@
                 <w:sz w:val="24"/>
                 <w:szCs w:val="24"/>
               </w:rPr>
-              <w:t>Vendor / Supplier Contract Review Checklist. Hasil evaluasi kontrak vendor menjadi dasar area Kontrak Vendor.</w:t>
+              <w:t>Vendor / Supplier Contract Review Checklist. Hasil telaah kontrak vendor menjadi dasar area Kontrak Vendor.</w:t>
             </w:r>
           </w:p>
         </w:tc>
       </w:tr>
       <w:tr>
         <w:trPr>
+          <w:cantSplit/>
           <w:jc w:val="center"/>
         </w:trPr>
         <w:tc>
@@ -13624,6 +13864,7 @@
     <w:p>
       <w:pPr>
         <w:pStyle w:val="Heading2"/>
+        <w:keepNext/>
         <w:numPr>
           <w:ilvl w:val="1"/>
           <w:numId w:val="7"/>
@@ -13650,6 +13891,8 @@
       </w:tblGrid>
       <w:tr>
         <w:trPr>
+          <w:cantSplit/>
+          <w:tblHeader/>
           <w:jc w:val="center"/>
         </w:trPr>
         <w:tc>
@@ -13665,6 +13908,7 @@
           </w:tcPr>
           <w:p>
             <w:pPr>
+              <w:keepNext/>
               <w:jc w:val="center"/>
               <w:rPr>
                 <w:sz w:val="24"/>
@@ -13678,7 +13922,7 @@
                 <w:sz w:val="24"/>
                 <w:szCs w:val="24"/>
               </w:rPr>
-              <w:t>Rekaman</w:t>
+              <w:t>Record</w:t>
             </w:r>
           </w:p>
         </w:tc>
@@ -13695,6 +13939,7 @@
           </w:tcPr>
           <w:p>
             <w:pPr>
+              <w:keepNext/>
               <w:jc w:val="center"/>
               <w:rPr>
                 <w:sz w:val="24"/>
@@ -13725,6 +13970,7 @@
           </w:tcPr>
           <w:p>
             <w:pPr>
+              <w:keepNext/>
               <w:jc w:val="center"/>
               <w:rPr>
                 <w:sz w:val="24"/>
@@ -13745,6 +13991,7 @@
       </w:tr>
       <w:tr>
         <w:trPr>
+          <w:cantSplit/>
           <w:jc w:val="center"/>
         </w:trPr>
         <w:tc>
@@ -13799,7 +14046,7 @@
                 <w:sz w:val="24"/>
                 <w:szCs w:val="24"/>
               </w:rPr>
-              <w:t>Folder Google Drive departemen Legal (Ketentuan butir 20). Pemilik: Line Manager Legal, mengikuti SNX-LEG-SOP-03. Klasifikasi RESTRICTED (Internal) menurut SNX-ISMS-PRO-01.</w:t>
+              <w:t>Folder Google Drive Departemen Legal. Pemilik: Line Manager Legal, sesuai SNX-LEG-SOP-03. Klasifikasi RESTRICTED (Internal) menurut SNX-ISMS-PRO-01.</w:t>
             </w:r>
           </w:p>
         </w:tc>
@@ -13816,25 +14063,26 @@
           </w:tcPr>
           <w:p>
             <w:pPr>
-              <w:jc w:val="both"/>
-              <w:rPr>
-                <w:sz w:val="24"/>
-                <w:szCs w:val="24"/>
-              </w:rPr>
-            </w:pPr>
-            <w:r>
-              <w:rPr>
-                <w:b w:val="0"/>
-                <w:sz w:val="24"/>
-                <w:szCs w:val="24"/>
-              </w:rPr>
-              <w:t>Belum ditetapkan. Usulan masa retensi register Departemen Legal ada di SNX-LEG-SOP-03 (Kategori 6).</w:t>
+              <w:jc w:val="left"/>
+              <w:rPr>
+                <w:sz w:val="24"/>
+                <w:szCs w:val="24"/>
+              </w:rPr>
+            </w:pPr>
+            <w:r>
+              <w:rPr>
+                <w:b w:val="0"/>
+                <w:sz w:val="24"/>
+                <w:szCs w:val="24"/>
+              </w:rPr>
+              <w:t>Belum ditetapkan. Usulan masa simpan register Departemen Legal disusun di SNX-LEG-SOP-03 (Kategori 6).</w:t>
             </w:r>
           </w:p>
         </w:tc>
       </w:tr>
       <w:tr>
         <w:trPr>
+          <w:cantSplit/>
           <w:jc w:val="center"/>
         </w:trPr>
         <w:tc>
@@ -13906,7 +14154,7 @@
           </w:tcPr>
           <w:p>
             <w:pPr>
-              <w:jc w:val="both"/>
+              <w:jc w:val="left"/>
               <w:rPr>
                 <w:sz w:val="24"/>
                 <w:szCs w:val="24"/>
@@ -13963,6 +14211,7 @@
     </w:p>
     <w:p>
       <w:pPr>
+        <w:keepNext/>
         <w:pBdr>
           <w:top w:val="nil"/>
           <w:left w:val="nil"/>
@@ -13982,7 +14231,7 @@
           <w:sz w:val="24"/>
           <w:szCs w:val="24"/>
         </w:rPr>
-        <w:t xml:space="preserve">Klausul berikut berstatus (USULAN, perlu konfirmasi konsultan).</w:t>
+        <w:t xml:space="preserve">Klausul berikut masih perlu dikonfirmasi konsultan (USULAN).</w:t>
       </w:r>
     </w:p>
     <w:tbl>
@@ -14001,6 +14250,8 @@
       </w:tblGrid>
       <w:tr>
         <w:trPr>
+          <w:cantSplit/>
+          <w:tblHeader/>
           <w:jc w:val="center"/>
         </w:trPr>
         <w:tc>
@@ -14016,6 +14267,7 @@
           </w:tcPr>
           <w:p>
             <w:pPr>
+              <w:keepNext/>
               <w:jc w:val="center"/>
               <w:rPr>
                 <w:sz w:val="24"/>
@@ -14046,6 +14298,7 @@
           </w:tcPr>
           <w:p>
             <w:pPr>
+              <w:keepNext/>
               <w:jc w:val="center"/>
               <w:rPr>
                 <w:sz w:val="24"/>
@@ -14076,6 +14329,7 @@
           </w:tcPr>
           <w:p>
             <w:pPr>
+              <w:keepNext/>
               <w:jc w:val="center"/>
               <w:rPr>
                 <w:sz w:val="24"/>
@@ -14096,6 +14350,7 @@
       </w:tr>
       <w:tr>
         <w:trPr>
+          <w:cantSplit/>
           <w:jc w:val="center"/>
         </w:trPr>
         <w:tc>
@@ -14167,7 +14422,7 @@
           </w:tcPr>
           <w:p>
             <w:pPr>
-              <w:jc w:val="both"/>
+              <w:jc w:val="left"/>
               <w:rPr>
                 <w:sz w:val="24"/>
                 <w:szCs w:val="24"/>
@@ -14186,6 +14441,7 @@
       </w:tr>
       <w:tr>
         <w:trPr>
+          <w:cantSplit/>
           <w:jc w:val="center"/>
         </w:trPr>
         <w:tc>
@@ -14257,25 +14513,26 @@
           </w:tcPr>
           <w:p>
             <w:pPr>
-              <w:jc w:val="both"/>
-              <w:rPr>
-                <w:sz w:val="24"/>
-                <w:szCs w:val="24"/>
-              </w:rPr>
-            </w:pPr>
-            <w:r>
-              <w:rPr>
-                <w:b w:val="0"/>
-                <w:sz w:val="24"/>
-                <w:szCs w:val="24"/>
-              </w:rPr>
-              <w:t>Register disimpan di lokasi yang ditetapkan, dan perubahan penilaian dan statusnya tercatat di Riwayat Penilaian dan Status.</w:t>
+              <w:jc w:val="left"/>
+              <w:rPr>
+                <w:sz w:val="24"/>
+                <w:szCs w:val="24"/>
+              </w:rPr>
+            </w:pPr>
+            <w:r>
+              <w:rPr>
+                <w:b w:val="0"/>
+                <w:sz w:val="24"/>
+                <w:szCs w:val="24"/>
+              </w:rPr>
+              <w:t>Register disimpan di lokasi yang ditetapkan, dan setiap perubahan penilaian dan status tercatat di Riwayat Penilaian dan Status.</w:t>
             </w:r>
           </w:p>
         </w:tc>
       </w:tr>
       <w:tr>
         <w:trPr>
+          <w:cantSplit/>
           <w:jc w:val="center"/>
         </w:trPr>
         <w:tc>
@@ -14347,7 +14604,7 @@
           </w:tcPr>
           <w:p>
             <w:pPr>
-              <w:jc w:val="both"/>
+              <w:jc w:val="left"/>
               <w:rPr>
                 <w:sz w:val="24"/>
                 <w:szCs w:val="24"/>
@@ -14366,6 +14623,7 @@
       </w:tr>
       <w:tr>
         <w:trPr>
+          <w:cantSplit/>
           <w:jc w:val="center"/>
         </w:trPr>
         <w:tc>
@@ -14437,7 +14695,7 @@
           </w:tcPr>
           <w:p>
             <w:pPr>
-              <w:jc w:val="both"/>
+              <w:jc w:val="left"/>
               <w:rPr>
                 <w:sz w:val="24"/>
                 <w:szCs w:val="24"/>
@@ -14513,7 +14771,7 @@
           <w:sz w:val="24"/>
           <w:szCs w:val="24"/>
         </w:rPr>
-        <w:t xml:space="preserve">Register ini berstatus Draft dan baru berlaku sesudah Direktur Utama menandatangani blok Approval. Line Manager Legal meninjau dokumen ini setiap tahun.</w:t>
+        <w:t xml:space="preserve">Register ini berstatus Draft dan baru berlaku setelah Direktur Utama menandatangani blok Approval. Line Manager Legal meninjau dokumen ini setiap tahun.</w:t>
       </w:r>
     </w:p>
     <w:sectPr>

--- a/out/04_Legal/SNX-LEG-REG-02 Legal Risk Register (Rev00 DRAFT).docx
+++ b/out/04_Legal/SNX-LEG-REG-02 Legal Risk Register (Rev00 DRAFT).docx
@@ -7388,7 +7388,7 @@
                 <w:sz w:val="24"/>
                 <w:szCs w:val="24"/>
               </w:rPr>
-              <w:t>Memeriksa penilaian dan rekomendasi mitigasi, membahas dan mengeskalasi risiko ke Manajemen, serta melaporkan jumlah risiko setiap bulan.</w:t>
+              <w:t>Memeriksa penilaian dan rekomendasi mitigasi, membahas dan mengeskalasi risiko ke Manajemen, serta melaporkan jumlah risiko setiap bulan (USULAN).</w:t>
             </w:r>
           </w:p>
         </w:tc>
@@ -14046,7 +14046,7 @@
                 <w:sz w:val="24"/>
                 <w:szCs w:val="24"/>
               </w:rPr>
-              <w:t>Folder Google Drive Departemen Legal. Pemilik: Line Manager Legal, sesuai SNX-LEG-SOP-03. Klasifikasi RESTRICTED (Internal) menurut SNX-ISMS-PRO-01.</w:t>
+              <w:t>Folder Google Drive Departemen Legal. Pemilik: Line Manager Legal, sesuai SNX-LEG-SOP-03. Klasifikasi RESTRICTED (Internal) menurut SNX-ISMS-PRO-01 (USULAN).</w:t>
             </w:r>
           </w:p>
         </w:tc>

--- a/out/04_Legal/SNX-LEG-REG-02 Legal Risk Register (Rev00 DRAFT).docx
+++ b/out/04_Legal/SNX-LEG-REG-02 Legal Risk Register (Rev00 DRAFT).docx
@@ -7388,7 +7388,7 @@
                 <w:sz w:val="24"/>
                 <w:szCs w:val="24"/>
               </w:rPr>
-              <w:t>Memeriksa penilaian dan rekomendasi mitigasi, membahas dan mengeskalasi risiko ke Manajemen, serta melaporkan jumlah risiko setiap bulan (USULAN).</w:t>
+              <w:t>Memeriksa penilaian dan rekomendasi mitigasi (USULAN). Membahas dan mengeskalasi risiko ke Manajemen. Melaporkan jumlah risiko setiap bulan (USULAN).</w:t>
             </w:r>
           </w:p>
         </w:tc>
@@ -14046,7 +14046,7 @@
                 <w:sz w:val="24"/>
                 <w:szCs w:val="24"/>
               </w:rPr>
-              <w:t>Folder Google Drive Departemen Legal. Pemilik: Line Manager Legal, sesuai SNX-LEG-SOP-03. Klasifikasi RESTRICTED (Internal) menurut SNX-ISMS-PRO-01 (USULAN).</w:t>
+              <w:t>Folder Google Drive Departemen Legal (USULAN). Pemilik: Line Manager Legal, sesuai SNX-LEG-SOP-03. Klasifikasi RESTRICTED (Internal) menurut SNX-ISMS-PRO-01.</w:t>
             </w:r>
           </w:p>
         </w:tc>
